--- a/REPORT/資料檔/20260713修改處.docx
+++ b/REPORT/資料檔/20260713修改處.docx
@@ -321,9 +321,6 @@
           <w:numId w:val="1"/>
         </w:numPr>
         <w:ind w:leftChars="0"/>
-        <w:rPr>
-          <w:rFonts w:hint="eastAsia"/>
-        </w:rPr>
       </w:pPr>
       <w:r>
         <w:rPr>
@@ -373,7 +370,19 @@
         <w:rPr>
           <w:rFonts w:hint="eastAsia"/>
         </w:rPr>
-        <w:t>網址，實際系統轉</w:t>
+        <w:t>網址</w:t>
+      </w:r>
+      <w:r>
+        <w:rPr>
+          <w:rFonts w:hint="eastAsia"/>
+        </w:rPr>
+        <w:t>及浮水印</w:t>
+      </w:r>
+      <w:r>
+        <w:rPr>
+          <w:rFonts w:hint="eastAsia"/>
+        </w:rPr>
+        <w:t>，實際系統轉</w:t>
       </w:r>
       <w:r>
         <w:rPr>
@@ -385,8 +394,452 @@
         <w:rPr>
           <w:rFonts w:hint="eastAsia"/>
         </w:rPr>
-        <w:t>應帶有網址。</w:t>
-      </w:r>
+        <w:t>應帶有網址</w:t>
+      </w:r>
+      <w:r>
+        <w:rPr>
+          <w:rFonts w:hint="eastAsia"/>
+        </w:rPr>
+        <w:t>及浮水印</w:t>
+      </w:r>
+      <w:r>
+        <w:rPr>
+          <w:rFonts w:hint="eastAsia"/>
+        </w:rPr>
+        <w:t>。</w:t>
+      </w:r>
+    </w:p>
+    <w:p>
+      <w:pPr>
+        <w:pStyle w:val="a3"/>
+        <w:rPr>
+          <w:rFonts w:hint="eastAsia"/>
+        </w:rPr>
+      </w:pPr>
+    </w:p>
+    <w:p>
+      <w:pPr>
+        <w:pStyle w:val="a3"/>
+        <w:numPr>
+          <w:ilvl w:val="0"/>
+          <w:numId w:val="1"/>
+        </w:numPr>
+        <w:ind w:leftChars="0"/>
+      </w:pPr>
+      <w:r>
+        <w:t>TIpaper.html</w:t>
+      </w:r>
+    </w:p>
+    <w:tbl>
+      <w:tblPr>
+        <w:tblStyle w:val="a6"/>
+        <w:tblW w:w="0" w:type="auto"/>
+        <w:tblLook w:val="04A0" w:firstRow="1" w:lastRow="0" w:firstColumn="1" w:lastColumn="0" w:noHBand="0" w:noVBand="1"/>
+      </w:tblPr>
+      <w:tblGrid>
+        <w:gridCol w:w="8296"/>
+      </w:tblGrid>
+      <w:tr>
+        <w:tc>
+          <w:tcPr>
+            <w:tcW w:w="8296" w:type="dxa"/>
+          </w:tcPr>
+          <w:p>
+            <w:pPr>
+              <w:rPr>
+                <w:sz w:val="20"/>
+                <w:szCs w:val="20"/>
+              </w:rPr>
+            </w:pPr>
+            <w:r>
+              <w:rPr>
+                <w:sz w:val="20"/>
+                <w:szCs w:val="20"/>
+              </w:rPr>
+              <w:t>&lt;body&gt;</w:t>
+            </w:r>
+          </w:p>
+          <w:p>
+            <w:pPr>
+              <w:rPr>
+                <w:sz w:val="20"/>
+                <w:szCs w:val="20"/>
+              </w:rPr>
+            </w:pPr>
+            <w:r>
+              <w:rPr>
+                <w:sz w:val="20"/>
+                <w:szCs w:val="20"/>
+              </w:rPr>
+              <w:t>&lt;div class="</w:t>
+            </w:r>
+            <w:r>
+              <w:rPr>
+                <w:b/>
+                <w:bCs/>
+                <w:color w:val="FF0000"/>
+                <w:sz w:val="20"/>
+                <w:szCs w:val="20"/>
+              </w:rPr>
+              <w:t>container</w:t>
+            </w:r>
+            <w:r>
+              <w:rPr>
+                <w:sz w:val="20"/>
+                <w:szCs w:val="20"/>
+              </w:rPr>
+              <w:t>"&gt;</w:t>
+            </w:r>
+          </w:p>
+          <w:p>
+            <w:pPr>
+              <w:rPr>
+                <w:sz w:val="20"/>
+                <w:szCs w:val="20"/>
+              </w:rPr>
+            </w:pPr>
+            <w:r>
+              <w:rPr>
+                <w:sz w:val="20"/>
+                <w:szCs w:val="20"/>
+              </w:rPr>
+              <w:t xml:space="preserve"> </w:t>
+            </w:r>
+            <w:r>
+              <w:rPr>
+                <w:color w:val="BFBFBF" w:themeColor="background1" w:themeShade="BF"/>
+                <w:sz w:val="20"/>
+                <w:szCs w:val="20"/>
+              </w:rPr>
+              <w:t xml:space="preserve"> &lt;!-- PAGE 1. START ------- ------- ------- ------- ------- ------- ------- --&gt;</w:t>
+            </w:r>
+          </w:p>
+          <w:p>
+            <w:pPr>
+              <w:rPr>
+                <w:sz w:val="20"/>
+                <w:szCs w:val="20"/>
+              </w:rPr>
+            </w:pPr>
+            <w:r>
+              <w:rPr>
+                <w:sz w:val="20"/>
+                <w:szCs w:val="20"/>
+              </w:rPr>
+              <w:t xml:space="preserve">  &lt;div class="</w:t>
+            </w:r>
+            <w:r>
+              <w:rPr>
+                <w:b/>
+                <w:bCs/>
+                <w:color w:val="FF0000"/>
+                <w:sz w:val="20"/>
+                <w:szCs w:val="20"/>
+              </w:rPr>
+              <w:t>bg-white</w:t>
+            </w:r>
+            <w:r>
+              <w:rPr>
+                <w:sz w:val="20"/>
+                <w:szCs w:val="20"/>
+              </w:rPr>
+              <w:t>"&gt;</w:t>
+            </w:r>
+          </w:p>
+          <w:p>
+            <w:pPr>
+              <w:rPr>
+                <w:sz w:val="20"/>
+                <w:szCs w:val="20"/>
+              </w:rPr>
+            </w:pPr>
+            <w:r>
+              <w:rPr>
+                <w:rFonts w:hint="eastAsia"/>
+                <w:sz w:val="20"/>
+                <w:szCs w:val="20"/>
+              </w:rPr>
+              <w:t xml:space="preserve">    &lt;!-- </w:t>
+            </w:r>
+            <w:r>
+              <w:rPr>
+                <w:rFonts w:hint="eastAsia"/>
+                <w:sz w:val="20"/>
+                <w:szCs w:val="20"/>
+              </w:rPr>
+              <w:t>表頭</w:t>
+            </w:r>
+            <w:r>
+              <w:rPr>
+                <w:rFonts w:hint="eastAsia"/>
+                <w:sz w:val="20"/>
+                <w:szCs w:val="20"/>
+              </w:rPr>
+              <w:t xml:space="preserve"> start --&gt;</w:t>
+            </w:r>
+          </w:p>
+          <w:p>
+            <w:pPr>
+              <w:rPr>
+                <w:sz w:val="20"/>
+                <w:szCs w:val="20"/>
+              </w:rPr>
+            </w:pPr>
+            <w:r>
+              <w:rPr>
+                <w:rFonts w:hint="eastAsia"/>
+                <w:sz w:val="20"/>
+                <w:szCs w:val="20"/>
+              </w:rPr>
+              <w:t xml:space="preserve">    </w:t>
+            </w:r>
+            <w:r>
+              <w:rPr>
+                <w:sz w:val="20"/>
+                <w:szCs w:val="20"/>
+              </w:rPr>
+              <w:t>……</w:t>
+            </w:r>
+          </w:p>
+          <w:p>
+            <w:pPr>
+              <w:rPr>
+                <w:rFonts w:hint="eastAsia"/>
+                <w:sz w:val="20"/>
+                <w:szCs w:val="20"/>
+              </w:rPr>
+            </w:pPr>
+            <w:r>
+              <w:rPr>
+                <w:rFonts w:hint="eastAsia"/>
+                <w:sz w:val="20"/>
+                <w:szCs w:val="20"/>
+              </w:rPr>
+              <w:t xml:space="preserve">    </w:t>
+            </w:r>
+            <w:r>
+              <w:rPr>
+                <w:rFonts w:hint="eastAsia"/>
+                <w:sz w:val="20"/>
+                <w:szCs w:val="20"/>
+              </w:rPr>
+              <w:t xml:space="preserve">&lt;!-- </w:t>
+            </w:r>
+            <w:r>
+              <w:rPr>
+                <w:rFonts w:hint="eastAsia"/>
+                <w:sz w:val="20"/>
+                <w:szCs w:val="20"/>
+              </w:rPr>
+              <w:t>表頭</w:t>
+            </w:r>
+            <w:r>
+              <w:rPr>
+                <w:rFonts w:hint="eastAsia"/>
+                <w:sz w:val="20"/>
+                <w:szCs w:val="20"/>
+              </w:rPr>
+              <w:t xml:space="preserve"> end --&gt;</w:t>
+            </w:r>
+          </w:p>
+          <w:p>
+            <w:pPr>
+              <w:rPr>
+                <w:sz w:val="20"/>
+                <w:szCs w:val="20"/>
+              </w:rPr>
+            </w:pPr>
+            <w:r>
+              <w:rPr>
+                <w:rFonts w:hint="eastAsia"/>
+                <w:sz w:val="20"/>
+                <w:szCs w:val="20"/>
+              </w:rPr>
+              <w:t xml:space="preserve">    &lt;!-- </w:t>
+            </w:r>
+            <w:r>
+              <w:rPr>
+                <w:rFonts w:hint="eastAsia"/>
+                <w:sz w:val="20"/>
+                <w:szCs w:val="20"/>
+              </w:rPr>
+              <w:t>個人資料</w:t>
+            </w:r>
+            <w:r>
+              <w:rPr>
+                <w:rFonts w:hint="eastAsia"/>
+                <w:sz w:val="20"/>
+                <w:szCs w:val="20"/>
+              </w:rPr>
+              <w:t xml:space="preserve"> start --&gt;</w:t>
+            </w:r>
+          </w:p>
+          <w:p>
+            <w:pPr>
+              <w:rPr>
+                <w:color w:val="FF0000"/>
+                <w:sz w:val="20"/>
+                <w:szCs w:val="20"/>
+              </w:rPr>
+            </w:pPr>
+            <w:r>
+              <w:rPr>
+                <w:rFonts w:hint="eastAsia"/>
+                <w:sz w:val="20"/>
+                <w:szCs w:val="20"/>
+              </w:rPr>
+              <w:t xml:space="preserve">    </w:t>
+            </w:r>
+            <w:commentRangeStart w:id="0"/>
+            <w:r>
+              <w:rPr>
+                <w:color w:val="FF0000"/>
+                <w:sz w:val="20"/>
+                <w:szCs w:val="20"/>
+              </w:rPr>
+              <w:t>&lt;div class="data block"&gt;</w:t>
+            </w:r>
+          </w:p>
+          <w:p>
+            <w:pPr>
+              <w:rPr>
+                <w:color w:val="FF0000"/>
+                <w:sz w:val="20"/>
+                <w:szCs w:val="20"/>
+              </w:rPr>
+            </w:pPr>
+            <w:r>
+              <w:rPr>
+                <w:rFonts w:hint="eastAsia"/>
+                <w:sz w:val="20"/>
+                <w:szCs w:val="20"/>
+              </w:rPr>
+              <w:t xml:space="preserve">    </w:t>
+            </w:r>
+            <w:r>
+              <w:rPr>
+                <w:color w:val="FF0000"/>
+                <w:sz w:val="20"/>
+                <w:szCs w:val="20"/>
+              </w:rPr>
+              <w:t>……</w:t>
+            </w:r>
+          </w:p>
+          <w:p>
+            <w:pPr>
+              <w:rPr>
+                <w:color w:val="FF0000"/>
+                <w:sz w:val="20"/>
+                <w:szCs w:val="20"/>
+              </w:rPr>
+            </w:pPr>
+            <w:r>
+              <w:rPr>
+                <w:rFonts w:hint="eastAsia"/>
+                <w:sz w:val="20"/>
+                <w:szCs w:val="20"/>
+              </w:rPr>
+              <w:t xml:space="preserve">    </w:t>
+            </w:r>
+            <w:r>
+              <w:rPr>
+                <w:color w:val="FF0000"/>
+                <w:sz w:val="20"/>
+                <w:szCs w:val="20"/>
+              </w:rPr>
+              <w:t>&lt;/div&gt;</w:t>
+            </w:r>
+          </w:p>
+          <w:p>
+            <w:pPr>
+              <w:rPr>
+                <w:color w:val="FF0000"/>
+                <w:sz w:val="20"/>
+                <w:szCs w:val="20"/>
+              </w:rPr>
+            </w:pPr>
+            <w:r>
+              <w:rPr>
+                <w:color w:val="FF0000"/>
+                <w:sz w:val="20"/>
+                <w:szCs w:val="20"/>
+              </w:rPr>
+              <w:t xml:space="preserve">    &lt;div class="data block"&gt;</w:t>
+            </w:r>
+          </w:p>
+          <w:p>
+            <w:pPr>
+              <w:rPr>
+                <w:color w:val="FF0000"/>
+                <w:sz w:val="20"/>
+                <w:szCs w:val="20"/>
+              </w:rPr>
+            </w:pPr>
+            <w:r>
+              <w:rPr>
+                <w:rFonts w:hint="eastAsia"/>
+                <w:sz w:val="20"/>
+                <w:szCs w:val="20"/>
+              </w:rPr>
+              <w:t xml:space="preserve">    </w:t>
+            </w:r>
+            <w:r>
+              <w:rPr>
+                <w:color w:val="FF0000"/>
+                <w:sz w:val="20"/>
+                <w:szCs w:val="20"/>
+              </w:rPr>
+              <w:t>……</w:t>
+            </w:r>
+          </w:p>
+          <w:p>
+            <w:pPr>
+              <w:rPr>
+                <w:color w:val="FF0000"/>
+                <w:sz w:val="20"/>
+                <w:szCs w:val="20"/>
+              </w:rPr>
+            </w:pPr>
+            <w:r>
+              <w:rPr>
+                <w:rFonts w:hint="eastAsia"/>
+                <w:sz w:val="20"/>
+                <w:szCs w:val="20"/>
+              </w:rPr>
+              <w:t xml:space="preserve">    </w:t>
+            </w:r>
+            <w:r>
+              <w:rPr>
+                <w:color w:val="FF0000"/>
+                <w:sz w:val="20"/>
+                <w:szCs w:val="20"/>
+              </w:rPr>
+              <w:t>&lt;/div&gt;</w:t>
+            </w:r>
+            <w:commentRangeEnd w:id="0"/>
+            <w:r>
+              <w:rPr>
+                <w:rStyle w:val="a7"/>
+              </w:rPr>
+              <w:commentReference w:id="0"/>
+            </w:r>
+          </w:p>
+          <w:p>
+            <w:pPr>
+              <w:rPr>
+                <w:rFonts w:hint="eastAsia"/>
+              </w:rPr>
+            </w:pPr>
+          </w:p>
+        </w:tc>
+      </w:tr>
+    </w:tbl>
+    <w:p>
+      <w:pPr>
+        <w:rPr>
+          <w:rFonts w:hint="eastAsia"/>
+        </w:rPr>
+      </w:pPr>
     </w:p>
     <w:sectPr>
       <w:pgSz w:w="11906" w:h="16838"/>
@@ -396,6 +849,48 @@
     </w:sectPr>
   </w:body>
 </w:document>
+</file>
+
+<file path=word/comments.xml><?xml version="1.0" encoding="utf-8"?>
+<w:comments xmlns:wpc="http://schemas.microsoft.com/office/word/2010/wordprocessingCanvas" xmlns:cx="http://schemas.microsoft.com/office/drawing/2014/chartex" xmlns:cx1="http://schemas.microsoft.com/office/drawing/2015/9/8/chartex" xmlns:cx2="http://schemas.microsoft.com/office/drawing/2015/10/21/chartex" xmlns:cx3="http://schemas.microsoft.com/office/drawing/2016/5/9/chartex" xmlns:cx4="http://schemas.microsoft.com/office/drawing/2016/5/10/chartex" xmlns:cx5="http://schemas.microsoft.com/office/drawing/2016/5/11/chartex" xmlns:cx6="http://schemas.microsoft.com/office/drawing/2016/5/12/chartex" xmlns:cx7="http://schemas.microsoft.com/office/drawing/2016/5/13/chartex" xmlns:cx8="http://schemas.microsoft.com/office/drawing/2016/5/14/chartex" xmlns:mc="http://schemas.openxmlformats.org/markup-compatibility/2006" xmlns:aink="http://schemas.microsoft.com/office/drawing/2016/ink" xmlns:am3d="http://schemas.microsoft.com/office/drawing/2017/model3d" xmlns:o="urn:schemas-microsoft-com:office:office" xmlns:r="http://schemas.openxmlformats.org/officeDocument/2006/relationships" xmlns:m="http://schemas.openxmlformats.org/officeDocument/2006/math" xmlns:v="urn:schemas-microsoft-com:vml" xmlns:wp14="http://schemas.microsoft.com/office/word/2010/wordprocessingDrawing" xmlns:wp="http://schemas.openxmlformats.org/drawingml/2006/wordprocessingDrawing" xmlns:w10="urn:schemas-microsoft-com:office:word" xmlns:w="http://schemas.openxmlformats.org/wordprocessingml/2006/main" xmlns:w14="http://schemas.microsoft.com/office/word/2010/wordml" xmlns:w15="http://schemas.microsoft.com/office/word/2012/wordml" xmlns:w16cex="http://schemas.microsoft.com/office/word/2018/wordml/cex" xmlns:w16cid="http://schemas.microsoft.com/office/word/2016/wordml/cid" xmlns:w16="http://schemas.microsoft.com/office/word/2018/wordml" xmlns:w16sdtdh="http://schemas.microsoft.com/office/word/2020/wordml/sdtdatahash" xmlns:w16se="http://schemas.microsoft.com/office/word/2015/wordml/symex" xmlns:wpg="http://schemas.microsoft.com/office/word/2010/wordprocessingGroup" xmlns:wpi="http://schemas.microsoft.com/office/word/2010/wordprocessingInk" xmlns:wne="http://schemas.microsoft.com/office/word/2006/wordml" xmlns:wps="http://schemas.microsoft.com/office/word/2010/wordprocessingShape" mc:Ignorable="w14 w15 w16se w16cid w16 w16cex w16sdtdh wp14">
+  <w:comment w:id="0" w:author="凱楹 KyLin" w:date="2026-07-13T17:22:00Z" w:initials="凱楹">
+    <w:p>
+      <w:pPr>
+        <w:pStyle w:val="a8"/>
+      </w:pPr>
+      <w:r>
+        <w:rPr>
+          <w:rStyle w:val="a7"/>
+        </w:rPr>
+        <w:annotationRef/>
+      </w:r>
+      <w:r>
+        <w:rPr>
+          <w:rFonts w:hint="eastAsia"/>
+        </w:rPr>
+        <w:t>排序有改。</w:t>
+      </w:r>
+    </w:p>
+  </w:comment>
+</w:comments>
+</file>
+
+<file path=word/commentsExtended.xml><?xml version="1.0" encoding="utf-8"?>
+<w15:commentsEx xmlns:wpc="http://schemas.microsoft.com/office/word/2010/wordprocessingCanvas" xmlns:cx="http://schemas.microsoft.com/office/drawing/2014/chartex" xmlns:cx1="http://schemas.microsoft.com/office/drawing/2015/9/8/chartex" xmlns:cx2="http://schemas.microsoft.com/office/drawing/2015/10/21/chartex" xmlns:cx3="http://schemas.microsoft.com/office/drawing/2016/5/9/chartex" xmlns:cx4="http://schemas.microsoft.com/office/drawing/2016/5/10/chartex" xmlns:cx5="http://schemas.microsoft.com/office/drawing/2016/5/11/chartex" xmlns:cx6="http://schemas.microsoft.com/office/drawing/2016/5/12/chartex" xmlns:cx7="http://schemas.microsoft.com/office/drawing/2016/5/13/chartex" xmlns:cx8="http://schemas.microsoft.com/office/drawing/2016/5/14/chartex" xmlns:mc="http://schemas.openxmlformats.org/markup-compatibility/2006" xmlns:aink="http://schemas.microsoft.com/office/drawing/2016/ink" xmlns:am3d="http://schemas.microsoft.com/office/drawing/2017/model3d" xmlns:o="urn:schemas-microsoft-com:office:office" xmlns:r="http://schemas.openxmlformats.org/officeDocument/2006/relationships" xmlns:m="http://schemas.openxmlformats.org/officeDocument/2006/math" xmlns:v="urn:schemas-microsoft-com:vml" xmlns:wp14="http://schemas.microsoft.com/office/word/2010/wordprocessingDrawing" xmlns:wp="http://schemas.openxmlformats.org/drawingml/2006/wordprocessingDrawing" xmlns:w10="urn:schemas-microsoft-com:office:word" xmlns:w="http://schemas.openxmlformats.org/wordprocessingml/2006/main" xmlns:w14="http://schemas.microsoft.com/office/word/2010/wordml" xmlns:w15="http://schemas.microsoft.com/office/word/2012/wordml" xmlns:w16cex="http://schemas.microsoft.com/office/word/2018/wordml/cex" xmlns:w16cid="http://schemas.microsoft.com/office/word/2016/wordml/cid" xmlns:w16="http://schemas.microsoft.com/office/word/2018/wordml" xmlns:w16sdtdh="http://schemas.microsoft.com/office/word/2020/wordml/sdtdatahash" xmlns:w16se="http://schemas.microsoft.com/office/word/2015/wordml/symex" xmlns:wpg="http://schemas.microsoft.com/office/word/2010/wordprocessingGroup" xmlns:wpi="http://schemas.microsoft.com/office/word/2010/wordprocessingInk" xmlns:wne="http://schemas.microsoft.com/office/word/2006/wordml" xmlns:wps="http://schemas.microsoft.com/office/word/2010/wordprocessingShape" mc:Ignorable="w14 w15 w16se w16cid w16 w16cex w16sdtdh wp14">
+  <w15:commentEx w15:paraId="7734DEFA" w15:done="0"/>
+</w15:commentsEx>
+</file>
+
+<file path=word/commentsExtensible.xml><?xml version="1.0" encoding="utf-8"?>
+<w16cex:commentsExtensible xmlns:wpc="http://schemas.microsoft.com/office/word/2010/wordprocessingCanvas" xmlns:cx="http://schemas.microsoft.com/office/drawing/2014/chartex" xmlns:cx1="http://schemas.microsoft.com/office/drawing/2015/9/8/chartex" xmlns:cx2="http://schemas.microsoft.com/office/drawing/2015/10/21/chartex" xmlns:cx3="http://schemas.microsoft.com/office/drawing/2016/5/9/chartex" xmlns:cx4="http://schemas.microsoft.com/office/drawing/2016/5/10/chartex" xmlns:cx5="http://schemas.microsoft.com/office/drawing/2016/5/11/chartex" xmlns:cx6="http://schemas.microsoft.com/office/drawing/2016/5/12/chartex" xmlns:cx7="http://schemas.microsoft.com/office/drawing/2016/5/13/chartex" xmlns:cx8="http://schemas.microsoft.com/office/drawing/2016/5/14/chartex" xmlns:mc="http://schemas.openxmlformats.org/markup-compatibility/2006" xmlns:aink="http://schemas.microsoft.com/office/drawing/2016/ink" xmlns:am3d="http://schemas.microsoft.com/office/drawing/2017/model3d" xmlns:o="urn:schemas-microsoft-com:office:office" xmlns:r="http://schemas.openxmlformats.org/officeDocument/2006/relationships" xmlns:m="http://schemas.openxmlformats.org/officeDocument/2006/math" xmlns:v="urn:schemas-microsoft-com:vml" xmlns:wp14="http://schemas.microsoft.com/office/word/2010/wordprocessingDrawing" xmlns:wp="http://schemas.openxmlformats.org/drawingml/2006/wordprocessingDrawing" xmlns:w10="urn:schemas-microsoft-com:office:word" xmlns:w="http://schemas.openxmlformats.org/wordprocessingml/2006/main" xmlns:w14="http://schemas.microsoft.com/office/word/2010/wordml" xmlns:w15="http://schemas.microsoft.com/office/word/2012/wordml" xmlns:w16cex="http://schemas.microsoft.com/office/word/2018/wordml/cex" xmlns:w16cid="http://schemas.microsoft.com/office/word/2016/wordml/cid" xmlns:w16="http://schemas.microsoft.com/office/word/2018/wordml" xmlns:w16sdtdh="http://schemas.microsoft.com/office/word/2020/wordml/sdtdatahash" xmlns:w16se="http://schemas.microsoft.com/office/word/2015/wordml/symex" xmlns:wpg="http://schemas.microsoft.com/office/word/2010/wordprocessingGroup" xmlns:wpi="http://schemas.microsoft.com/office/word/2010/wordprocessingInk" xmlns:wne="http://schemas.microsoft.com/office/word/2006/wordml" xmlns:wps="http://schemas.microsoft.com/office/word/2010/wordprocessingShape" mc:Ignorable="w14 w15 w16se w16cid w16 w16cex w16sdtdh wp14">
+  <w16cex:commentExtensible w16cex:durableId="2DFF9D51" w16cex:dateUtc="2026-07-13T09:22:00Z"/>
+</w16cex:commentsExtensible>
+</file>
+
+<file path=word/commentsIds.xml><?xml version="1.0" encoding="utf-8"?>
+<w16cid:commentsIds xmlns:wpc="http://schemas.microsoft.com/office/word/2010/wordprocessingCanvas" xmlns:cx="http://schemas.microsoft.com/office/drawing/2014/chartex" xmlns:cx1="http://schemas.microsoft.com/office/drawing/2015/9/8/chartex" xmlns:cx2="http://schemas.microsoft.com/office/drawing/2015/10/21/chartex" xmlns:cx3="http://schemas.microsoft.com/office/drawing/2016/5/9/chartex" xmlns:cx4="http://schemas.microsoft.com/office/drawing/2016/5/10/chartex" xmlns:cx5="http://schemas.microsoft.com/office/drawing/2016/5/11/chartex" xmlns:cx6="http://schemas.microsoft.com/office/drawing/2016/5/12/chartex" xmlns:cx7="http://schemas.microsoft.com/office/drawing/2016/5/13/chartex" xmlns:cx8="http://schemas.microsoft.com/office/drawing/2016/5/14/chartex" xmlns:mc="http://schemas.openxmlformats.org/markup-compatibility/2006" xmlns:aink="http://schemas.microsoft.com/office/drawing/2016/ink" xmlns:am3d="http://schemas.microsoft.com/office/drawing/2017/model3d" xmlns:o="urn:schemas-microsoft-com:office:office" xmlns:r="http://schemas.openxmlformats.org/officeDocument/2006/relationships" xmlns:m="http://schemas.openxmlformats.org/officeDocument/2006/math" xmlns:v="urn:schemas-microsoft-com:vml" xmlns:wp14="http://schemas.microsoft.com/office/word/2010/wordprocessingDrawing" xmlns:wp="http://schemas.openxmlformats.org/drawingml/2006/wordprocessingDrawing" xmlns:w10="urn:schemas-microsoft-com:office:word" xmlns:w="http://schemas.openxmlformats.org/wordprocessingml/2006/main" xmlns:w14="http://schemas.microsoft.com/office/word/2010/wordml" xmlns:w15="http://schemas.microsoft.com/office/word/2012/wordml" xmlns:w16cex="http://schemas.microsoft.com/office/word/2018/wordml/cex" xmlns:w16cid="http://schemas.microsoft.com/office/word/2016/wordml/cid" xmlns:w16="http://schemas.microsoft.com/office/word/2018/wordml" xmlns:w16sdtdh="http://schemas.microsoft.com/office/word/2020/wordml/sdtdatahash" xmlns:w16se="http://schemas.microsoft.com/office/word/2015/wordml/symex" xmlns:wpg="http://schemas.microsoft.com/office/word/2010/wordprocessingGroup" xmlns:wpi="http://schemas.microsoft.com/office/word/2010/wordprocessingInk" xmlns:wne="http://schemas.microsoft.com/office/word/2006/wordml" xmlns:wps="http://schemas.microsoft.com/office/word/2010/wordprocessingShape" mc:Ignorable="w14 w15 w16se w16cid w16 w16cex w16sdtdh wp14">
+  <w16cid:commentId w16cid:paraId="7734DEFA" w16cid:durableId="2DFF9D51"/>
+</w16cid:commentsIds>
 </file>
 
 <file path=word/numbering.xml><?xml version="1.0" encoding="utf-8"?>
@@ -517,6 +1012,14 @@
     <w:abstractNumId w:val="0"/>
   </w:num>
 </w:numbering>
+</file>
+
+<file path=word/people.xml><?xml version="1.0" encoding="utf-8"?>
+<w15:people xmlns:wpc="http://schemas.microsoft.com/office/word/2010/wordprocessingCanvas" xmlns:cx="http://schemas.microsoft.com/office/drawing/2014/chartex" xmlns:cx1="http://schemas.microsoft.com/office/drawing/2015/9/8/chartex" xmlns:cx2="http://schemas.microsoft.com/office/drawing/2015/10/21/chartex" xmlns:cx3="http://schemas.microsoft.com/office/drawing/2016/5/9/chartex" xmlns:cx4="http://schemas.microsoft.com/office/drawing/2016/5/10/chartex" xmlns:cx5="http://schemas.microsoft.com/office/drawing/2016/5/11/chartex" xmlns:cx6="http://schemas.microsoft.com/office/drawing/2016/5/12/chartex" xmlns:cx7="http://schemas.microsoft.com/office/drawing/2016/5/13/chartex" xmlns:cx8="http://schemas.microsoft.com/office/drawing/2016/5/14/chartex" xmlns:mc="http://schemas.openxmlformats.org/markup-compatibility/2006" xmlns:aink="http://schemas.microsoft.com/office/drawing/2016/ink" xmlns:am3d="http://schemas.microsoft.com/office/drawing/2017/model3d" xmlns:o="urn:schemas-microsoft-com:office:office" xmlns:r="http://schemas.openxmlformats.org/officeDocument/2006/relationships" xmlns:m="http://schemas.openxmlformats.org/officeDocument/2006/math" xmlns:v="urn:schemas-microsoft-com:vml" xmlns:wp14="http://schemas.microsoft.com/office/word/2010/wordprocessingDrawing" xmlns:wp="http://schemas.openxmlformats.org/drawingml/2006/wordprocessingDrawing" xmlns:w10="urn:schemas-microsoft-com:office:word" xmlns:w="http://schemas.openxmlformats.org/wordprocessingml/2006/main" xmlns:w14="http://schemas.microsoft.com/office/word/2010/wordml" xmlns:w15="http://schemas.microsoft.com/office/word/2012/wordml" xmlns:w16cex="http://schemas.microsoft.com/office/word/2018/wordml/cex" xmlns:w16cid="http://schemas.microsoft.com/office/word/2016/wordml/cid" xmlns:w16="http://schemas.microsoft.com/office/word/2018/wordml" xmlns:w16sdtdh="http://schemas.microsoft.com/office/word/2020/wordml/sdtdatahash" xmlns:w16se="http://schemas.microsoft.com/office/word/2015/wordml/symex" xmlns:wpg="http://schemas.microsoft.com/office/word/2010/wordprocessingGroup" xmlns:wpi="http://schemas.microsoft.com/office/word/2010/wordprocessingInk" xmlns:wne="http://schemas.microsoft.com/office/word/2006/wordml" xmlns:wps="http://schemas.microsoft.com/office/word/2010/wordprocessingShape" mc:Ignorable="w14 w15 w16se w16cid w16 w16cex w16sdtdh wp14">
+  <w15:person w15:author="凱楹 KyLin">
+    <w15:presenceInfo w15:providerId="Windows Live" w15:userId="c49acd958bb8cf57"/>
+  </w15:person>
+</w15:people>
 </file>
 
 <file path=word/styles.xml><?xml version="1.0" encoding="utf-8"?>
@@ -914,6 +1417,7 @@
   <w:style w:type="paragraph" w:default="1" w:styleId="a">
     <w:name w:val="Normal"/>
     <w:qFormat/>
+    <w:rsid w:val="0035759D"/>
     <w:pPr>
       <w:widowControl w:val="0"/>
     </w:pPr>
@@ -976,6 +1480,77 @@
     <w:rPr>
       <w:color w:val="605E5C"/>
       <w:shd w:val="clear" w:color="auto" w:fill="E1DFDD"/>
+    </w:rPr>
+  </w:style>
+  <w:style w:type="table" w:styleId="a6">
+    <w:name w:val="Table Grid"/>
+    <w:basedOn w:val="a1"/>
+    <w:uiPriority w:val="39"/>
+    <w:rsid w:val="00DE0E54"/>
+    <w:tblPr>
+      <w:tblBorders>
+        <w:top w:val="single" w:sz="4" w:space="0" w:color="auto"/>
+        <w:left w:val="single" w:sz="4" w:space="0" w:color="auto"/>
+        <w:bottom w:val="single" w:sz="4" w:space="0" w:color="auto"/>
+        <w:right w:val="single" w:sz="4" w:space="0" w:color="auto"/>
+        <w:insideH w:val="single" w:sz="4" w:space="0" w:color="auto"/>
+        <w:insideV w:val="single" w:sz="4" w:space="0" w:color="auto"/>
+      </w:tblBorders>
+    </w:tblPr>
+  </w:style>
+  <w:style w:type="character" w:styleId="a7">
+    <w:name w:val="annotation reference"/>
+    <w:basedOn w:val="a0"/>
+    <w:uiPriority w:val="99"/>
+    <w:semiHidden/>
+    <w:unhideWhenUsed/>
+    <w:rsid w:val="0035759D"/>
+    <w:rPr>
+      <w:sz w:val="18"/>
+      <w:szCs w:val="18"/>
+    </w:rPr>
+  </w:style>
+  <w:style w:type="paragraph" w:styleId="a8">
+    <w:name w:val="annotation text"/>
+    <w:basedOn w:val="a"/>
+    <w:link w:val="a9"/>
+    <w:uiPriority w:val="99"/>
+    <w:semiHidden/>
+    <w:unhideWhenUsed/>
+    <w:rsid w:val="0035759D"/>
+  </w:style>
+  <w:style w:type="character" w:customStyle="1" w:styleId="a9">
+    <w:name w:val="註解文字 字元"/>
+    <w:basedOn w:val="a0"/>
+    <w:link w:val="a8"/>
+    <w:uiPriority w:val="99"/>
+    <w:semiHidden/>
+    <w:rsid w:val="0035759D"/>
+  </w:style>
+  <w:style w:type="paragraph" w:styleId="aa">
+    <w:name w:val="annotation subject"/>
+    <w:basedOn w:val="a8"/>
+    <w:next w:val="a8"/>
+    <w:link w:val="ab"/>
+    <w:uiPriority w:val="99"/>
+    <w:semiHidden/>
+    <w:unhideWhenUsed/>
+    <w:rsid w:val="0035759D"/>
+    <w:rPr>
+      <w:b/>
+      <w:bCs/>
+    </w:rPr>
+  </w:style>
+  <w:style w:type="character" w:customStyle="1" w:styleId="ab">
+    <w:name w:val="註解主旨 字元"/>
+    <w:basedOn w:val="a9"/>
+    <w:link w:val="aa"/>
+    <w:uiPriority w:val="99"/>
+    <w:semiHidden/>
+    <w:rsid w:val="0035759D"/>
+    <w:rPr>
+      <w:b/>
+      <w:bCs/>
     </w:rPr>
   </w:style>
 </w:styles>

--- a/REPORT/資料檔/20260713修改處.docx
+++ b/REPORT/資料檔/20260713修改處.docx
@@ -412,6 +412,99 @@
     <w:p>
       <w:pPr>
         <w:pStyle w:val="a3"/>
+      </w:pPr>
+    </w:p>
+    <w:p>
+      <w:pPr>
+        <w:pStyle w:val="a3"/>
+        <w:numPr>
+          <w:ilvl w:val="0"/>
+          <w:numId w:val="1"/>
+        </w:numPr>
+        <w:ind w:leftChars="0"/>
+        <w:rPr>
+          <w:rFonts w:hint="eastAsia"/>
+        </w:rPr>
+      </w:pPr>
+      <w:r>
+        <w:rPr>
+          <w:rFonts w:hint="eastAsia"/>
+        </w:rPr>
+        <w:t>c</w:t>
+      </w:r>
+      <w:r>
+        <w:t>ss</w:t>
+      </w:r>
+      <w:r>
+        <w:rPr>
+          <w:rFonts w:hint="eastAsia"/>
+        </w:rPr>
+        <w:t>/</w:t>
+      </w:r>
+      <w:r>
+        <w:t>TIpaper.css</w:t>
+      </w:r>
+      <w:r>
+        <w:t xml:space="preserve">               </w:t>
+      </w:r>
+      <w:r>
+        <w:rPr>
+          <w:rFonts w:hint="eastAsia"/>
+        </w:rPr>
+        <w:t xml:space="preserve">                                 </w:t>
+      </w:r>
+      <w:r>
+        <w:rPr>
+          <w:rFonts w:hint="eastAsia"/>
+        </w:rPr>
+        <w:t>更新</w:t>
+      </w:r>
+    </w:p>
+    <w:p>
+      <w:pPr>
+        <w:pStyle w:val="a3"/>
+        <w:numPr>
+          <w:ilvl w:val="0"/>
+          <w:numId w:val="1"/>
+        </w:numPr>
+        <w:ind w:leftChars="0"/>
+      </w:pPr>
+      <w:r>
+        <w:rPr>
+          <w:rFonts w:hint="eastAsia"/>
+        </w:rPr>
+        <w:t>c</w:t>
+      </w:r>
+      <w:r>
+        <w:t>ss</w:t>
+      </w:r>
+      <w:r>
+        <w:rPr>
+          <w:rFonts w:hint="eastAsia"/>
+        </w:rPr>
+        <w:t>/</w:t>
+      </w:r>
+      <w:r>
+        <w:t>TIpaper-pad.css</w:t>
+      </w:r>
+      <w:r>
+        <w:t xml:space="preserve">               </w:t>
+      </w:r>
+      <w:r>
+        <w:rPr>
+          <w:rFonts w:hint="eastAsia"/>
+        </w:rPr>
+        <w:t xml:space="preserve">                             </w:t>
+      </w:r>
+      <w:r>
+        <w:rPr>
+          <w:rFonts w:hint="eastAsia"/>
+        </w:rPr>
+        <w:t>更新</w:t>
+      </w:r>
+    </w:p>
+    <w:p>
+      <w:pPr>
         <w:rPr>
           <w:rFonts w:hint="eastAsia"/>
         </w:rPr>
@@ -526,7 +619,15 @@
                 <w:sz w:val="20"/>
                 <w:szCs w:val="20"/>
               </w:rPr>
-              <w:t xml:space="preserve">  &lt;div class="</w:t>
+              <w:t xml:space="preserve">  </w:t>
+            </w:r>
+            <w:commentRangeStart w:id="0"/>
+            <w:r>
+              <w:rPr>
+                <w:sz w:val="20"/>
+                <w:szCs w:val="20"/>
+              </w:rPr>
+              <w:t>&lt;div class="</w:t>
             </w:r>
             <w:r>
               <w:rPr>
@@ -545,17 +646,148 @@
               </w:rPr>
               <w:t>"&gt;</w:t>
             </w:r>
-          </w:p>
-          <w:p>
-            <w:pPr>
-              <w:rPr>
-                <w:sz w:val="20"/>
-                <w:szCs w:val="20"/>
-              </w:rPr>
-            </w:pPr>
-            <w:r>
-              <w:rPr>
-                <w:rFonts w:hint="eastAsia"/>
+            <w:commentRangeEnd w:id="0"/>
+            <w:r>
+              <w:rPr>
+                <w:rStyle w:val="a7"/>
+                <w:sz w:val="20"/>
+                <w:szCs w:val="20"/>
+              </w:rPr>
+              <w:commentReference w:id="0"/>
+            </w:r>
+          </w:p>
+          <w:p>
+            <w:pPr>
+              <w:rPr>
+                <w:sz w:val="20"/>
+                <w:szCs w:val="20"/>
+              </w:rPr>
+            </w:pPr>
+            <w:r>
+              <w:rPr>
+                <w:rFonts w:hint="eastAsia"/>
+                <w:sz w:val="20"/>
+                <w:szCs w:val="20"/>
+              </w:rPr>
+              <w:t xml:space="preserve">    </w:t>
+            </w:r>
+            <w:r>
+              <w:rPr>
+                <w:rFonts w:hint="eastAsia"/>
+                <w:color w:val="BFBFBF" w:themeColor="background1" w:themeShade="BF"/>
+                <w:sz w:val="20"/>
+                <w:szCs w:val="20"/>
+              </w:rPr>
+              <w:t xml:space="preserve">&lt;!-- </w:t>
+            </w:r>
+            <w:r>
+              <w:rPr>
+                <w:rFonts w:hint="eastAsia"/>
+                <w:color w:val="BFBFBF" w:themeColor="background1" w:themeShade="BF"/>
+                <w:sz w:val="20"/>
+                <w:szCs w:val="20"/>
+              </w:rPr>
+              <w:t>表頭</w:t>
+            </w:r>
+            <w:r>
+              <w:rPr>
+                <w:rFonts w:hint="eastAsia"/>
+                <w:color w:val="BFBFBF" w:themeColor="background1" w:themeShade="BF"/>
+                <w:sz w:val="20"/>
+                <w:szCs w:val="20"/>
+              </w:rPr>
+              <w:t xml:space="preserve"> start --&gt;</w:t>
+            </w:r>
+          </w:p>
+          <w:p>
+            <w:pPr>
+              <w:rPr>
+                <w:sz w:val="20"/>
+                <w:szCs w:val="20"/>
+              </w:rPr>
+            </w:pPr>
+            <w:r>
+              <w:rPr>
+                <w:rFonts w:hint="eastAsia"/>
+                <w:sz w:val="20"/>
+                <w:szCs w:val="20"/>
+              </w:rPr>
+              <w:t xml:space="preserve">    </w:t>
+            </w:r>
+            <w:r>
+              <w:rPr>
+                <w:sz w:val="20"/>
+                <w:szCs w:val="20"/>
+              </w:rPr>
+              <w:t>……</w:t>
+            </w:r>
+          </w:p>
+          <w:p>
+            <w:pPr>
+              <w:rPr>
+                <w:rFonts w:hint="eastAsia"/>
+                <w:color w:val="BFBFBF" w:themeColor="background1" w:themeShade="BF"/>
+                <w:sz w:val="20"/>
+                <w:szCs w:val="20"/>
+              </w:rPr>
+            </w:pPr>
+            <w:r>
+              <w:rPr>
+                <w:rFonts w:hint="eastAsia"/>
+                <w:sz w:val="20"/>
+                <w:szCs w:val="20"/>
+              </w:rPr>
+              <w:t xml:space="preserve">   </w:t>
+            </w:r>
+            <w:r>
+              <w:rPr>
+                <w:rFonts w:hint="eastAsia"/>
+                <w:color w:val="BFBFBF" w:themeColor="background1" w:themeShade="BF"/>
+                <w:sz w:val="20"/>
+                <w:szCs w:val="20"/>
+              </w:rPr>
+              <w:t xml:space="preserve"> </w:t>
+            </w:r>
+            <w:r>
+              <w:rPr>
+                <w:rFonts w:hint="eastAsia"/>
+                <w:color w:val="BFBFBF" w:themeColor="background1" w:themeShade="BF"/>
+                <w:sz w:val="20"/>
+                <w:szCs w:val="20"/>
+              </w:rPr>
+              <w:t xml:space="preserve">&lt;!-- </w:t>
+            </w:r>
+            <w:r>
+              <w:rPr>
+                <w:rFonts w:hint="eastAsia"/>
+                <w:color w:val="BFBFBF" w:themeColor="background1" w:themeShade="BF"/>
+                <w:sz w:val="20"/>
+                <w:szCs w:val="20"/>
+              </w:rPr>
+              <w:t>表頭</w:t>
+            </w:r>
+            <w:r>
+              <w:rPr>
+                <w:rFonts w:hint="eastAsia"/>
+                <w:color w:val="BFBFBF" w:themeColor="background1" w:themeShade="BF"/>
+                <w:sz w:val="20"/>
+                <w:szCs w:val="20"/>
+              </w:rPr>
+              <w:t xml:space="preserve"> end --&gt;</w:t>
+            </w:r>
+          </w:p>
+          <w:p>
+            <w:pPr>
+              <w:rPr>
+                <w:color w:val="BFBFBF" w:themeColor="background1" w:themeShade="BF"/>
+                <w:sz w:val="20"/>
+                <w:szCs w:val="20"/>
+              </w:rPr>
+            </w:pPr>
+            <w:r>
+              <w:rPr>
+                <w:rFonts w:hint="eastAsia"/>
+                <w:color w:val="BFBFBF" w:themeColor="background1" w:themeShade="BF"/>
                 <w:sz w:val="20"/>
                 <w:szCs w:val="20"/>
               </w:rPr>
@@ -564,14 +796,16 @@
             <w:r>
               <w:rPr>
                 <w:rFonts w:hint="eastAsia"/>
-                <w:sz w:val="20"/>
-                <w:szCs w:val="20"/>
-              </w:rPr>
-              <w:t>表頭</w:t>
-            </w:r>
-            <w:r>
-              <w:rPr>
-                <w:rFonts w:hint="eastAsia"/>
+                <w:color w:val="BFBFBF" w:themeColor="background1" w:themeShade="BF"/>
+                <w:sz w:val="20"/>
+                <w:szCs w:val="20"/>
+              </w:rPr>
+              <w:t>個人資料</w:t>
+            </w:r>
+            <w:r>
+              <w:rPr>
+                <w:rFonts w:hint="eastAsia"/>
+                <w:color w:val="BFBFBF" w:themeColor="background1" w:themeShade="BF"/>
                 <w:sz w:val="20"/>
                 <w:szCs w:val="20"/>
               </w:rPr>
@@ -581,6 +815,7 @@
           <w:p>
             <w:pPr>
               <w:rPr>
+                <w:color w:val="FF0000"/>
                 <w:sz w:val="20"/>
                 <w:szCs w:val="20"/>
               </w:rPr>
@@ -593,8 +828,35 @@
               </w:rPr>
               <w:t xml:space="preserve">    </w:t>
             </w:r>
-            <w:r>
-              <w:rPr>
+            <w:commentRangeStart w:id="1"/>
+            <w:r>
+              <w:rPr>
+                <w:color w:val="FF0000"/>
+                <w:sz w:val="20"/>
+                <w:szCs w:val="20"/>
+              </w:rPr>
+              <w:t>&lt;div class="data block"&gt;</w:t>
+            </w:r>
+          </w:p>
+          <w:p>
+            <w:pPr>
+              <w:rPr>
+                <w:color w:val="FF0000"/>
+                <w:sz w:val="20"/>
+                <w:szCs w:val="20"/>
+              </w:rPr>
+            </w:pPr>
+            <w:r>
+              <w:rPr>
+                <w:rFonts w:hint="eastAsia"/>
+                <w:sz w:val="20"/>
+                <w:szCs w:val="20"/>
+              </w:rPr>
+              <w:t xml:space="preserve">    </w:t>
+            </w:r>
+            <w:r>
+              <w:rPr>
+                <w:color w:val="FF0000"/>
                 <w:sz w:val="20"/>
                 <w:szCs w:val="20"/>
               </w:rPr>
@@ -604,7 +866,7 @@
           <w:p>
             <w:pPr>
               <w:rPr>
-                <w:rFonts w:hint="eastAsia"/>
+                <w:color w:val="FF0000"/>
                 <w:sz w:val="20"/>
                 <w:szCs w:val="20"/>
               </w:rPr>
@@ -619,7 +881,110 @@
             </w:r>
             <w:r>
               <w:rPr>
-                <w:rFonts w:hint="eastAsia"/>
+                <w:color w:val="FF0000"/>
+                <w:sz w:val="20"/>
+                <w:szCs w:val="20"/>
+              </w:rPr>
+              <w:t>&lt;/div&gt;</w:t>
+            </w:r>
+          </w:p>
+          <w:p>
+            <w:pPr>
+              <w:rPr>
+                <w:color w:val="FF0000"/>
+                <w:sz w:val="20"/>
+                <w:szCs w:val="20"/>
+              </w:rPr>
+            </w:pPr>
+            <w:r>
+              <w:rPr>
+                <w:color w:val="FF0000"/>
+                <w:sz w:val="20"/>
+                <w:szCs w:val="20"/>
+              </w:rPr>
+              <w:lastRenderedPageBreak/>
+              <w:t xml:space="preserve">    &lt;div class="data block"&gt;</w:t>
+            </w:r>
+          </w:p>
+          <w:p>
+            <w:pPr>
+              <w:rPr>
+                <w:color w:val="FF0000"/>
+                <w:sz w:val="20"/>
+                <w:szCs w:val="20"/>
+              </w:rPr>
+            </w:pPr>
+            <w:r>
+              <w:rPr>
+                <w:rFonts w:hint="eastAsia"/>
+                <w:sz w:val="20"/>
+                <w:szCs w:val="20"/>
+              </w:rPr>
+              <w:t xml:space="preserve">    </w:t>
+            </w:r>
+            <w:r>
+              <w:rPr>
+                <w:color w:val="FF0000"/>
+                <w:sz w:val="20"/>
+                <w:szCs w:val="20"/>
+              </w:rPr>
+              <w:t>……</w:t>
+            </w:r>
+          </w:p>
+          <w:p>
+            <w:pPr>
+              <w:rPr>
+                <w:color w:val="FF0000"/>
+                <w:sz w:val="20"/>
+                <w:szCs w:val="20"/>
+              </w:rPr>
+            </w:pPr>
+            <w:r>
+              <w:rPr>
+                <w:rFonts w:hint="eastAsia"/>
+                <w:sz w:val="20"/>
+                <w:szCs w:val="20"/>
+              </w:rPr>
+              <w:t xml:space="preserve">    </w:t>
+            </w:r>
+            <w:r>
+              <w:rPr>
+                <w:color w:val="FF0000"/>
+                <w:sz w:val="20"/>
+                <w:szCs w:val="20"/>
+              </w:rPr>
+              <w:t>&lt;/div&gt;</w:t>
+            </w:r>
+            <w:commentRangeEnd w:id="1"/>
+            <w:r>
+              <w:rPr>
+                <w:rStyle w:val="a7"/>
+                <w:sz w:val="20"/>
+                <w:szCs w:val="20"/>
+              </w:rPr>
+              <w:commentReference w:id="1"/>
+            </w:r>
+          </w:p>
+          <w:p>
+            <w:pPr>
+              <w:rPr>
+                <w:color w:val="FF0000"/>
+                <w:sz w:val="20"/>
+                <w:szCs w:val="20"/>
+              </w:rPr>
+            </w:pPr>
+            <w:r>
+              <w:rPr>
+                <w:rFonts w:hint="eastAsia"/>
+                <w:sz w:val="20"/>
+                <w:szCs w:val="20"/>
+              </w:rPr>
+              <w:t xml:space="preserve">    </w:t>
+            </w:r>
+            <w:r>
+              <w:rPr>
+                <w:rFonts w:hint="eastAsia"/>
+                <w:color w:val="BFBFBF" w:themeColor="background1" w:themeShade="BF"/>
                 <w:sz w:val="20"/>
                 <w:szCs w:val="20"/>
               </w:rPr>
@@ -628,14 +993,16 @@
             <w:r>
               <w:rPr>
                 <w:rFonts w:hint="eastAsia"/>
-                <w:sz w:val="20"/>
-                <w:szCs w:val="20"/>
-              </w:rPr>
-              <w:t>表頭</w:t>
-            </w:r>
-            <w:r>
-              <w:rPr>
-                <w:rFonts w:hint="eastAsia"/>
+                <w:color w:val="BFBFBF" w:themeColor="background1" w:themeShade="BF"/>
+                <w:sz w:val="20"/>
+                <w:szCs w:val="20"/>
+              </w:rPr>
+              <w:t>個人資料</w:t>
+            </w:r>
+            <w:r>
+              <w:rPr>
+                <w:rFonts w:hint="eastAsia"/>
+                <w:color w:val="BFBFBF" w:themeColor="background1" w:themeShade="BF"/>
                 <w:sz w:val="20"/>
                 <w:szCs w:val="20"/>
               </w:rPr>
@@ -651,23 +1018,43 @@
             </w:pPr>
             <w:r>
               <w:rPr>
-                <w:rFonts w:hint="eastAsia"/>
-                <w:sz w:val="20"/>
-                <w:szCs w:val="20"/>
-              </w:rPr>
-              <w:t xml:space="preserve">    &lt;!-- </w:t>
-            </w:r>
-            <w:r>
-              <w:rPr>
-                <w:rFonts w:hint="eastAsia"/>
-                <w:sz w:val="20"/>
-                <w:szCs w:val="20"/>
-              </w:rPr>
-              <w:t>個人資料</w:t>
-            </w:r>
-            <w:r>
-              <w:rPr>
-                <w:rFonts w:hint="eastAsia"/>
+                <w:sz w:val="20"/>
+                <w:szCs w:val="20"/>
+              </w:rPr>
+              <w:t>……</w:t>
+            </w:r>
+          </w:p>
+          <w:p>
+            <w:pPr>
+              <w:rPr>
+                <w:rFonts w:hint="eastAsia"/>
+                <w:color w:val="BFBFBF" w:themeColor="background1" w:themeShade="BF"/>
+                <w:sz w:val="20"/>
+                <w:szCs w:val="20"/>
+              </w:rPr>
+            </w:pPr>
+            <w:r>
+              <w:rPr>
+                <w:rFonts w:hint="eastAsia"/>
+                <w:color w:val="BFBFBF" w:themeColor="background1" w:themeShade="BF"/>
+                <w:sz w:val="20"/>
+                <w:szCs w:val="20"/>
+              </w:rPr>
+              <w:t xml:space="preserve">&lt;!-- </w:t>
+            </w:r>
+            <w:r>
+              <w:rPr>
+                <w:rFonts w:hint="eastAsia"/>
+                <w:color w:val="BFBFBF" w:themeColor="background1" w:themeShade="BF"/>
+                <w:sz w:val="20"/>
+                <w:szCs w:val="20"/>
+              </w:rPr>
+              <w:t>表尾</w:t>
+            </w:r>
+            <w:r>
+              <w:rPr>
+                <w:rFonts w:hint="eastAsia"/>
+                <w:color w:val="BFBFBF" w:themeColor="background1" w:themeShade="BF"/>
                 <w:sz w:val="20"/>
                 <w:szCs w:val="20"/>
               </w:rPr>
@@ -677,40 +1064,497 @@
           <w:p>
             <w:pPr>
               <w:rPr>
-                <w:color w:val="FF0000"/>
-                <w:sz w:val="20"/>
-                <w:szCs w:val="20"/>
-              </w:rPr>
-            </w:pPr>
-            <w:r>
-              <w:rPr>
-                <w:rFonts w:hint="eastAsia"/>
+                <w:color w:val="BFBFBF" w:themeColor="background1" w:themeShade="BF"/>
+                <w:sz w:val="20"/>
+                <w:szCs w:val="20"/>
+              </w:rPr>
+            </w:pPr>
+            <w:r>
+              <w:rPr>
+                <w:rFonts w:hint="eastAsia"/>
+                <w:color w:val="BFBFBF" w:themeColor="background1" w:themeShade="BF"/>
+                <w:sz w:val="20"/>
+                <w:szCs w:val="20"/>
+              </w:rPr>
+              <w:t xml:space="preserve">   </w:t>
+            </w:r>
+            <w:commentRangeStart w:id="2"/>
+            <w:r>
+              <w:rPr>
+                <w:rFonts w:hint="eastAsia"/>
+                <w:color w:val="BFBFBF" w:themeColor="background1" w:themeShade="BF"/>
+                <w:sz w:val="20"/>
+                <w:szCs w:val="20"/>
+              </w:rPr>
+              <w:t xml:space="preserve"> </w:t>
+            </w:r>
+            <w:r>
+              <w:rPr>
+                <w:rFonts w:hint="eastAsia"/>
+                <w:sz w:val="20"/>
+                <w:szCs w:val="20"/>
+              </w:rPr>
+              <w:t xml:space="preserve">&lt;div class="footer block visible-print-block"&gt; </w:t>
+            </w:r>
+            <w:r>
+              <w:rPr>
+                <w:rFonts w:hint="eastAsia"/>
+                <w:sz w:val="20"/>
+                <w:szCs w:val="20"/>
+              </w:rPr>
+              <w:t>版權所有</w:t>
+            </w:r>
+            <w:r>
+              <w:rPr>
+                <w:rFonts w:hint="eastAsia"/>
+                <w:sz w:val="20"/>
+                <w:szCs w:val="20"/>
+              </w:rPr>
+              <w:t xml:space="preserve"> </w:t>
+            </w:r>
+            <w:r>
+              <w:rPr>
+                <w:rFonts w:hint="eastAsia"/>
+                <w:sz w:val="20"/>
+                <w:szCs w:val="20"/>
+              </w:rPr>
+              <w:t>‧</w:t>
+            </w:r>
+            <w:r>
+              <w:rPr>
+                <w:rFonts w:hint="eastAsia"/>
+                <w:sz w:val="20"/>
+                <w:szCs w:val="20"/>
+              </w:rPr>
+              <w:t xml:space="preserve"> </w:t>
+            </w:r>
+            <w:r>
+              <w:rPr>
+                <w:rFonts w:hint="eastAsia"/>
+                <w:sz w:val="20"/>
+                <w:szCs w:val="20"/>
+              </w:rPr>
+              <w:t>翻印必究</w:t>
+            </w:r>
+            <w:r>
+              <w:rPr>
+                <w:rFonts w:hint="eastAsia"/>
+                <w:sz w:val="20"/>
+                <w:szCs w:val="20"/>
+              </w:rPr>
+              <w:t>&lt;span class="version"&gt;</w:t>
+            </w:r>
+            <w:r>
+              <w:rPr>
+                <w:rFonts w:hint="eastAsia"/>
+                <w:b/>
+                <w:bCs/>
+                <w:color w:val="FF0000"/>
+                <w:sz w:val="20"/>
+                <w:szCs w:val="20"/>
+              </w:rPr>
+              <w:t>v4.0</w:t>
+            </w:r>
+            <w:r>
+              <w:rPr>
+                <w:rFonts w:hint="eastAsia"/>
+                <w:sz w:val="20"/>
+                <w:szCs w:val="20"/>
+              </w:rPr>
+              <w:t>&lt;/span&gt;</w:t>
+            </w:r>
+            <w:commentRangeEnd w:id="2"/>
+            <w:r>
+              <w:rPr>
+                <w:rStyle w:val="a7"/>
+                <w:sz w:val="20"/>
+                <w:szCs w:val="20"/>
+              </w:rPr>
+              <w:commentReference w:id="2"/>
+            </w:r>
+          </w:p>
+          <w:p>
+            <w:pPr>
+              <w:rPr>
+                <w:rFonts w:hint="eastAsia"/>
+                <w:color w:val="BFBFBF" w:themeColor="background1" w:themeShade="BF"/>
+                <w:sz w:val="20"/>
+                <w:szCs w:val="20"/>
+              </w:rPr>
+            </w:pPr>
+            <w:r>
+              <w:rPr>
+                <w:rFonts w:hint="eastAsia"/>
+                <w:color w:val="BFBFBF" w:themeColor="background1" w:themeShade="BF"/>
+                <w:sz w:val="20"/>
+                <w:szCs w:val="20"/>
+              </w:rPr>
+              <w:t xml:space="preserve">&lt;!-- </w:t>
+            </w:r>
+            <w:r>
+              <w:rPr>
+                <w:rFonts w:hint="eastAsia"/>
+                <w:color w:val="BFBFBF" w:themeColor="background1" w:themeShade="BF"/>
+                <w:sz w:val="20"/>
+                <w:szCs w:val="20"/>
+              </w:rPr>
+              <w:t>表尾</w:t>
+            </w:r>
+            <w:r>
+              <w:rPr>
+                <w:rFonts w:hint="eastAsia"/>
+                <w:color w:val="BFBFBF" w:themeColor="background1" w:themeShade="BF"/>
+                <w:sz w:val="20"/>
+                <w:szCs w:val="20"/>
+              </w:rPr>
+              <w:t xml:space="preserve"> end --&gt;</w:t>
+            </w:r>
+          </w:p>
+          <w:p>
+            <w:pPr>
+              <w:rPr>
+                <w:color w:val="BFBFBF" w:themeColor="background1" w:themeShade="BF"/>
+                <w:sz w:val="20"/>
+                <w:szCs w:val="20"/>
+              </w:rPr>
+            </w:pPr>
+            <w:r>
+              <w:rPr>
+                <w:color w:val="BFBFBF" w:themeColor="background1" w:themeShade="BF"/>
+                <w:sz w:val="20"/>
+                <w:szCs w:val="20"/>
+              </w:rPr>
+              <w:t xml:space="preserve">  </w:t>
+            </w:r>
+            <w:r>
+              <w:rPr>
+                <w:sz w:val="20"/>
+                <w:szCs w:val="20"/>
+              </w:rPr>
+              <w:t>&lt;/div&gt;</w:t>
+            </w:r>
+          </w:p>
+          <w:p>
+            <w:pPr>
+              <w:rPr>
+                <w:color w:val="BFBFBF" w:themeColor="background1" w:themeShade="BF"/>
+                <w:sz w:val="20"/>
+                <w:szCs w:val="20"/>
+              </w:rPr>
+            </w:pPr>
+            <w:r>
+              <w:rPr>
+                <w:color w:val="BFBFBF" w:themeColor="background1" w:themeShade="BF"/>
+                <w:sz w:val="20"/>
+                <w:szCs w:val="20"/>
+              </w:rPr>
+              <w:t xml:space="preserve">  &lt;!-- PAGE 1. END ------- ------- ------- ------- ------- ------- ------- --&gt;</w:t>
+            </w:r>
+          </w:p>
+          <w:p>
+            <w:pPr>
+              <w:rPr>
+                <w:color w:val="BFBFBF" w:themeColor="background1" w:themeShade="BF"/>
+                <w:sz w:val="20"/>
+                <w:szCs w:val="20"/>
+              </w:rPr>
+            </w:pPr>
+          </w:p>
+          <w:p>
+            <w:pPr>
+              <w:rPr>
+                <w:sz w:val="20"/>
+                <w:szCs w:val="20"/>
+              </w:rPr>
+            </w:pPr>
+            <w:r>
+              <w:rPr>
+                <w:sz w:val="20"/>
+                <w:szCs w:val="20"/>
+              </w:rPr>
+              <w:t xml:space="preserve">  &lt;div style="page-break-after:always"&gt;</w:t>
+            </w:r>
+          </w:p>
+          <w:p>
+            <w:pPr>
+              <w:rPr>
+                <w:sz w:val="20"/>
+                <w:szCs w:val="20"/>
+              </w:rPr>
+            </w:pPr>
+            <w:r>
+              <w:rPr>
+                <w:sz w:val="20"/>
+                <w:szCs w:val="20"/>
+              </w:rPr>
+              <w:t xml:space="preserve">  &lt;/div&gt;</w:t>
+            </w:r>
+          </w:p>
+          <w:p>
+            <w:pPr>
+              <w:rPr>
+                <w:sz w:val="20"/>
+                <w:szCs w:val="20"/>
+              </w:rPr>
+            </w:pPr>
+            <w:r>
+              <w:rPr>
+                <w:sz w:val="20"/>
+                <w:szCs w:val="20"/>
+              </w:rPr>
+              <w:t xml:space="preserve">  </w:t>
+            </w:r>
+          </w:p>
+          <w:p>
+            <w:pPr>
+              <w:rPr>
+                <w:sz w:val="20"/>
+                <w:szCs w:val="20"/>
+              </w:rPr>
+            </w:pPr>
+            <w:r>
+              <w:rPr>
+                <w:sz w:val="20"/>
+                <w:szCs w:val="20"/>
+              </w:rPr>
+              <w:t xml:space="preserve"> </w:t>
+            </w:r>
+            <w:r>
+              <w:rPr>
+                <w:color w:val="BFBFBF" w:themeColor="background1" w:themeShade="BF"/>
+                <w:sz w:val="20"/>
+                <w:szCs w:val="20"/>
+              </w:rPr>
+              <w:t xml:space="preserve"> &lt;!-- PAGE 2. START ------- ------- ------- ------- ------- ------- ------- --&gt;</w:t>
+            </w:r>
+          </w:p>
+          <w:p>
+            <w:pPr>
+              <w:rPr>
+                <w:sz w:val="20"/>
+                <w:szCs w:val="20"/>
+              </w:rPr>
+            </w:pPr>
+            <w:r>
+              <w:rPr>
+                <w:sz w:val="20"/>
+                <w:szCs w:val="20"/>
+              </w:rPr>
+              <w:t xml:space="preserve">  &lt;div class="</w:t>
+            </w:r>
+            <w:r>
+              <w:rPr>
+                <w:color w:val="FF0000"/>
+                <w:sz w:val="20"/>
+                <w:szCs w:val="20"/>
+              </w:rPr>
+              <w:t>bg-white</w:t>
+            </w:r>
+            <w:r>
+              <w:rPr>
+                <w:sz w:val="20"/>
+                <w:szCs w:val="20"/>
+              </w:rPr>
+              <w:t>"&gt;</w:t>
+            </w:r>
+          </w:p>
+          <w:p>
+            <w:pPr>
+              <w:rPr>
+                <w:sz w:val="20"/>
+                <w:szCs w:val="20"/>
+              </w:rPr>
+            </w:pPr>
+            <w:r>
+              <w:rPr>
                 <w:sz w:val="20"/>
                 <w:szCs w:val="20"/>
               </w:rPr>
               <w:t xml:space="preserve">    </w:t>
             </w:r>
-            <w:commentRangeStart w:id="0"/>
-            <w:r>
-              <w:rPr>
-                <w:color w:val="FF0000"/>
-                <w:sz w:val="20"/>
-                <w:szCs w:val="20"/>
-              </w:rPr>
-              <w:t>&lt;div class="data block"&gt;</w:t>
-            </w:r>
-          </w:p>
-          <w:p>
-            <w:pPr>
-              <w:rPr>
-                <w:color w:val="FF0000"/>
-                <w:sz w:val="20"/>
-                <w:szCs w:val="20"/>
-              </w:rPr>
-            </w:pPr>
-            <w:r>
-              <w:rPr>
-                <w:rFonts w:hint="eastAsia"/>
+            <w:r>
+              <w:rPr>
+                <w:sz w:val="20"/>
+                <w:szCs w:val="20"/>
+              </w:rPr>
+              <w:t>……</w:t>
+            </w:r>
+          </w:p>
+          <w:p>
+            <w:pPr>
+              <w:rPr>
+                <w:sz w:val="20"/>
+                <w:szCs w:val="20"/>
+              </w:rPr>
+            </w:pPr>
+            <w:r>
+              <w:rPr>
+                <w:sz w:val="20"/>
+                <w:szCs w:val="20"/>
+              </w:rPr>
+              <w:t xml:space="preserve">  &lt;/div&gt;</w:t>
+            </w:r>
+          </w:p>
+          <w:p>
+            <w:pPr>
+              <w:rPr>
+                <w:sz w:val="20"/>
+                <w:szCs w:val="20"/>
+              </w:rPr>
+            </w:pPr>
+            <w:r>
+              <w:rPr>
+                <w:sz w:val="20"/>
+                <w:szCs w:val="20"/>
+              </w:rPr>
+              <w:t xml:space="preserve">  </w:t>
+            </w:r>
+            <w:r>
+              <w:rPr>
+                <w:color w:val="BFBFBF" w:themeColor="background1" w:themeShade="BF"/>
+                <w:sz w:val="20"/>
+                <w:szCs w:val="20"/>
+              </w:rPr>
+              <w:t>&lt;!-- PAGE 2. END ------- ------- ------- ------- ------- ------- ------- --&gt;</w:t>
+            </w:r>
+          </w:p>
+          <w:p>
+            <w:pPr>
+              <w:rPr>
+                <w:sz w:val="20"/>
+                <w:szCs w:val="20"/>
+              </w:rPr>
+            </w:pPr>
+            <w:r>
+              <w:rPr>
+                <w:sz w:val="20"/>
+                <w:szCs w:val="20"/>
+              </w:rPr>
+              <w:t xml:space="preserve">  </w:t>
+            </w:r>
+          </w:p>
+          <w:p>
+            <w:pPr>
+              <w:rPr>
+                <w:sz w:val="20"/>
+                <w:szCs w:val="20"/>
+              </w:rPr>
+            </w:pPr>
+            <w:r>
+              <w:rPr>
+                <w:sz w:val="20"/>
+                <w:szCs w:val="20"/>
+              </w:rPr>
+              <w:t xml:space="preserve">  &lt;div style="page-break-after:always"&gt;</w:t>
+            </w:r>
+          </w:p>
+          <w:p>
+            <w:pPr>
+              <w:rPr>
+                <w:sz w:val="20"/>
+                <w:szCs w:val="20"/>
+              </w:rPr>
+            </w:pPr>
+            <w:r>
+              <w:rPr>
+                <w:sz w:val="20"/>
+                <w:szCs w:val="20"/>
+              </w:rPr>
+              <w:t xml:space="preserve">  &lt;/div&gt;</w:t>
+            </w:r>
+          </w:p>
+          <w:p>
+            <w:pPr>
+              <w:rPr>
+                <w:sz w:val="20"/>
+                <w:szCs w:val="20"/>
+              </w:rPr>
+            </w:pPr>
+            <w:r>
+              <w:rPr>
+                <w:sz w:val="20"/>
+                <w:szCs w:val="20"/>
+              </w:rPr>
+              <w:t xml:space="preserve">  </w:t>
+            </w:r>
+          </w:p>
+          <w:p>
+            <w:pPr>
+              <w:rPr>
+                <w:sz w:val="20"/>
+                <w:szCs w:val="20"/>
+              </w:rPr>
+            </w:pPr>
+            <w:r>
+              <w:rPr>
+                <w:sz w:val="20"/>
+                <w:szCs w:val="20"/>
+              </w:rPr>
+              <w:t xml:space="preserve">  </w:t>
+            </w:r>
+            <w:r>
+              <w:rPr>
+                <w:color w:val="BFBFBF" w:themeColor="background1" w:themeShade="BF"/>
+                <w:sz w:val="20"/>
+                <w:szCs w:val="20"/>
+              </w:rPr>
+              <w:t>&lt;!-- PAGE 3. START ------- ------- ------- ------- ------- ------- ------- --&gt;</w:t>
+            </w:r>
+          </w:p>
+          <w:p>
+            <w:pPr>
+              <w:rPr>
+                <w:sz w:val="20"/>
+                <w:szCs w:val="20"/>
+              </w:rPr>
+            </w:pPr>
+            <w:r>
+              <w:rPr>
+                <w:sz w:val="20"/>
+                <w:szCs w:val="20"/>
+              </w:rPr>
+              <w:t xml:space="preserve">  &lt;div class="</w:t>
+            </w:r>
+            <w:r>
+              <w:rPr>
+                <w:color w:val="FF0000"/>
+                <w:sz w:val="20"/>
+                <w:szCs w:val="20"/>
+              </w:rPr>
+              <w:t>bg-white</w:t>
+            </w:r>
+            <w:r>
+              <w:rPr>
+                <w:sz w:val="20"/>
+                <w:szCs w:val="20"/>
+              </w:rPr>
+              <w:t>"&gt;</w:t>
+            </w:r>
+          </w:p>
+          <w:p>
+            <w:pPr>
+              <w:rPr>
+                <w:sz w:val="20"/>
+                <w:szCs w:val="20"/>
+              </w:rPr>
+            </w:pPr>
+            <w:r>
+              <w:rPr>
+                <w:sz w:val="20"/>
+                <w:szCs w:val="20"/>
+              </w:rPr>
+              <w:t xml:space="preserve">  ……</w:t>
+            </w:r>
+          </w:p>
+          <w:p>
+            <w:pPr>
+              <w:rPr>
+                <w:sz w:val="20"/>
+                <w:szCs w:val="20"/>
+              </w:rPr>
+            </w:pPr>
+            <w:r>
+              <w:rPr>
                 <w:sz w:val="20"/>
                 <w:szCs w:val="20"/>
               </w:rPr>
@@ -718,6 +1562,744 @@
             </w:r>
             <w:r>
               <w:rPr>
+                <w:sz w:val="20"/>
+                <w:szCs w:val="20"/>
+              </w:rPr>
+              <w:t>&lt;div class="section block"&gt;</w:t>
+            </w:r>
+          </w:p>
+          <w:p>
+            <w:pPr>
+              <w:rPr>
+                <w:sz w:val="20"/>
+                <w:szCs w:val="20"/>
+              </w:rPr>
+            </w:pPr>
+            <w:r>
+              <w:rPr>
+                <w:sz w:val="20"/>
+                <w:szCs w:val="20"/>
+              </w:rPr>
+              <w:t xml:space="preserve">    </w:t>
+            </w:r>
+            <w:r>
+              <w:rPr>
+                <w:sz w:val="20"/>
+                <w:szCs w:val="20"/>
+              </w:rPr>
+              <w:t xml:space="preserve">  </w:t>
+            </w:r>
+            <w:commentRangeStart w:id="3"/>
+            <w:r>
+              <w:rPr>
+                <w:rFonts w:hint="eastAsia"/>
+                <w:sz w:val="20"/>
+                <w:szCs w:val="20"/>
+              </w:rPr>
+              <w:t xml:space="preserve"> </w:t>
+            </w:r>
+            <w:r>
+              <w:rPr>
+                <w:rFonts w:hint="eastAsia"/>
+                <w:color w:val="BFBFBF" w:themeColor="background1" w:themeShade="BF"/>
+                <w:sz w:val="20"/>
+                <w:szCs w:val="20"/>
+              </w:rPr>
+              <w:t xml:space="preserve">&lt;!-- </w:t>
+            </w:r>
+            <w:r>
+              <w:rPr>
+                <w:rFonts w:hint="eastAsia"/>
+                <w:color w:val="BFBFBF" w:themeColor="background1" w:themeShade="BF"/>
+                <w:sz w:val="20"/>
+                <w:szCs w:val="20"/>
+              </w:rPr>
+              <w:t>學類推薦與說明</w:t>
+            </w:r>
+            <w:r>
+              <w:rPr>
+                <w:rFonts w:hint="eastAsia"/>
+                <w:color w:val="BFBFBF" w:themeColor="background1" w:themeShade="BF"/>
+                <w:sz w:val="20"/>
+                <w:szCs w:val="20"/>
+              </w:rPr>
+              <w:t xml:space="preserve"> start --&gt;</w:t>
+            </w:r>
+          </w:p>
+          <w:p>
+            <w:pPr>
+              <w:rPr>
+                <w:rFonts w:hint="eastAsia"/>
+                <w:b/>
+                <w:bCs/>
+                <w:color w:val="FF0000"/>
+                <w:sz w:val="20"/>
+                <w:szCs w:val="20"/>
+              </w:rPr>
+            </w:pPr>
+            <w:r>
+              <w:rPr>
+                <w:rFonts w:hint="eastAsia"/>
+                <w:sz w:val="20"/>
+                <w:szCs w:val="20"/>
+              </w:rPr>
+              <w:t xml:space="preserve"> </w:t>
+            </w:r>
+            <w:r>
+              <w:rPr>
+                <w:sz w:val="20"/>
+                <w:szCs w:val="20"/>
+              </w:rPr>
+              <w:t xml:space="preserve">      </w:t>
+            </w:r>
+            <w:r>
+              <w:rPr>
+                <w:rFonts w:hint="eastAsia"/>
+                <w:b/>
+                <w:bCs/>
+                <w:color w:val="FF0000"/>
+                <w:sz w:val="20"/>
+                <w:szCs w:val="20"/>
+              </w:rPr>
+              <w:t>&lt;h3&gt;&lt;span&gt;</w:t>
+            </w:r>
+            <w:r>
+              <w:rPr>
+                <w:rFonts w:hint="eastAsia"/>
+                <w:b/>
+                <w:bCs/>
+                <w:color w:val="FF0000"/>
+                <w:sz w:val="20"/>
+                <w:szCs w:val="20"/>
+              </w:rPr>
+              <w:t>學類推薦與說明</w:t>
+            </w:r>
+            <w:r>
+              <w:rPr>
+                <w:rFonts w:hint="eastAsia"/>
+                <w:b/>
+                <w:bCs/>
+                <w:color w:val="FF0000"/>
+                <w:sz w:val="20"/>
+                <w:szCs w:val="20"/>
+              </w:rPr>
+              <w:t>&lt;/span&gt;&lt;/h3&gt;</w:t>
+            </w:r>
+          </w:p>
+          <w:p>
+            <w:pPr>
+              <w:rPr>
+                <w:b/>
+                <w:bCs/>
+                <w:color w:val="FF0000"/>
+                <w:sz w:val="20"/>
+                <w:szCs w:val="20"/>
+              </w:rPr>
+            </w:pPr>
+            <w:r>
+              <w:rPr>
+                <w:b/>
+                <w:bCs/>
+                <w:color w:val="FF0000"/>
+                <w:sz w:val="20"/>
+                <w:szCs w:val="20"/>
+              </w:rPr>
+              <w:t xml:space="preserve">      </w:t>
+            </w:r>
+            <w:r>
+              <w:rPr>
+                <w:b/>
+                <w:bCs/>
+                <w:color w:val="FF0000"/>
+                <w:sz w:val="20"/>
+                <w:szCs w:val="20"/>
+              </w:rPr>
+              <w:t xml:space="preserve"> </w:t>
+            </w:r>
+            <w:r>
+              <w:rPr>
+                <w:b/>
+                <w:bCs/>
+                <w:color w:val="FF0000"/>
+                <w:sz w:val="20"/>
+                <w:szCs w:val="20"/>
+              </w:rPr>
+              <w:t>&lt;div class="padding"&gt;</w:t>
+            </w:r>
+          </w:p>
+          <w:p>
+            <w:pPr>
+              <w:rPr>
+                <w:b/>
+                <w:bCs/>
+                <w:color w:val="FF0000"/>
+                <w:sz w:val="20"/>
+                <w:szCs w:val="20"/>
+              </w:rPr>
+            </w:pPr>
+            <w:r>
+              <w:rPr>
+                <w:rFonts w:hint="eastAsia"/>
+                <w:b/>
+                <w:bCs/>
+                <w:color w:val="FF0000"/>
+                <w:sz w:val="20"/>
+                <w:szCs w:val="20"/>
+              </w:rPr>
+              <w:t xml:space="preserve"> </w:t>
+            </w:r>
+            <w:r>
+              <w:rPr>
+                <w:b/>
+                <w:bCs/>
+                <w:color w:val="FF0000"/>
+                <w:sz w:val="20"/>
+                <w:szCs w:val="20"/>
+              </w:rPr>
+              <w:t xml:space="preserve">        ……</w:t>
+            </w:r>
+          </w:p>
+          <w:p>
+            <w:pPr>
+              <w:rPr>
+                <w:b/>
+                <w:bCs/>
+                <w:color w:val="FF0000"/>
+                <w:sz w:val="20"/>
+                <w:szCs w:val="20"/>
+              </w:rPr>
+            </w:pPr>
+            <w:r>
+              <w:rPr>
+                <w:rFonts w:hint="eastAsia"/>
+                <w:b/>
+                <w:bCs/>
+                <w:color w:val="FF0000"/>
+                <w:sz w:val="20"/>
+                <w:szCs w:val="20"/>
+              </w:rPr>
+              <w:t xml:space="preserve"> </w:t>
+            </w:r>
+            <w:r>
+              <w:rPr>
+                <w:b/>
+                <w:bCs/>
+                <w:color w:val="FF0000"/>
+                <w:sz w:val="20"/>
+                <w:szCs w:val="20"/>
+              </w:rPr>
+              <w:t xml:space="preserve">      </w:t>
+            </w:r>
+            <w:r>
+              <w:rPr>
+                <w:b/>
+                <w:bCs/>
+                <w:color w:val="FF0000"/>
+                <w:sz w:val="20"/>
+                <w:szCs w:val="20"/>
+              </w:rPr>
+              <w:t>&lt;/div&gt;</w:t>
+            </w:r>
+          </w:p>
+          <w:p>
+            <w:pPr>
+              <w:rPr>
+                <w:color w:val="BFBFBF" w:themeColor="background1" w:themeShade="BF"/>
+                <w:sz w:val="20"/>
+                <w:szCs w:val="20"/>
+              </w:rPr>
+            </w:pPr>
+            <w:r>
+              <w:rPr>
+                <w:rFonts w:hint="eastAsia"/>
+                <w:sz w:val="20"/>
+                <w:szCs w:val="20"/>
+              </w:rPr>
+              <w:t xml:space="preserve">      </w:t>
+            </w:r>
+            <w:r>
+              <w:rPr>
+                <w:rFonts w:hint="eastAsia"/>
+                <w:color w:val="BFBFBF" w:themeColor="background1" w:themeShade="BF"/>
+                <w:sz w:val="20"/>
+                <w:szCs w:val="20"/>
+              </w:rPr>
+              <w:t xml:space="preserve">&lt;!-- </w:t>
+            </w:r>
+            <w:r>
+              <w:rPr>
+                <w:rFonts w:hint="eastAsia"/>
+                <w:color w:val="BFBFBF" w:themeColor="background1" w:themeShade="BF"/>
+                <w:sz w:val="20"/>
+                <w:szCs w:val="20"/>
+              </w:rPr>
+              <w:t>學類推薦與說明</w:t>
+            </w:r>
+            <w:r>
+              <w:rPr>
+                <w:rFonts w:hint="eastAsia"/>
+                <w:color w:val="BFBFBF" w:themeColor="background1" w:themeShade="BF"/>
+                <w:sz w:val="20"/>
+                <w:szCs w:val="20"/>
+              </w:rPr>
+              <w:t xml:space="preserve"> end --&gt;</w:t>
+            </w:r>
+            <w:commentRangeEnd w:id="3"/>
+            <w:r>
+              <w:rPr>
+                <w:rStyle w:val="a7"/>
+              </w:rPr>
+              <w:commentReference w:id="3"/>
+            </w:r>
+          </w:p>
+          <w:p>
+            <w:pPr>
+              <w:rPr>
+                <w:color w:val="BFBFBF" w:themeColor="background1" w:themeShade="BF"/>
+                <w:sz w:val="20"/>
+                <w:szCs w:val="20"/>
+              </w:rPr>
+            </w:pPr>
+          </w:p>
+          <w:p>
+            <w:pPr>
+              <w:rPr>
+                <w:rFonts w:hint="eastAsia"/>
+                <w:color w:val="BFBFBF" w:themeColor="background1" w:themeShade="BF"/>
+                <w:sz w:val="20"/>
+                <w:szCs w:val="20"/>
+              </w:rPr>
+            </w:pPr>
+            <w:r>
+              <w:rPr>
+                <w:rFonts w:hint="eastAsia"/>
+                <w:color w:val="BFBFBF" w:themeColor="background1" w:themeShade="BF"/>
+                <w:sz w:val="20"/>
+                <w:szCs w:val="20"/>
+              </w:rPr>
+              <w:t xml:space="preserve"> </w:t>
+            </w:r>
+            <w:r>
+              <w:rPr>
+                <w:color w:val="BFBFBF" w:themeColor="background1" w:themeShade="BF"/>
+                <w:sz w:val="20"/>
+                <w:szCs w:val="20"/>
+              </w:rPr>
+              <w:t xml:space="preserve">    </w:t>
+            </w:r>
+            <w:commentRangeStart w:id="4"/>
+            <w:r>
+              <w:rPr>
+                <w:color w:val="BFBFBF" w:themeColor="background1" w:themeShade="BF"/>
+                <w:sz w:val="20"/>
+                <w:szCs w:val="20"/>
+              </w:rPr>
+              <w:t xml:space="preserve"> </w:t>
+            </w:r>
+            <w:r>
+              <w:rPr>
+                <w:rFonts w:hint="eastAsia"/>
+                <w:color w:val="BFBFBF" w:themeColor="background1" w:themeShade="BF"/>
+                <w:sz w:val="20"/>
+                <w:szCs w:val="20"/>
+              </w:rPr>
+              <w:t xml:space="preserve">&lt;!-- </w:t>
+            </w:r>
+            <w:r>
+              <w:rPr>
+                <w:rFonts w:hint="eastAsia"/>
+                <w:color w:val="BFBFBF" w:themeColor="background1" w:themeShade="BF"/>
+                <w:sz w:val="20"/>
+                <w:szCs w:val="20"/>
+              </w:rPr>
+              <w:t>相關測驗資訊</w:t>
+            </w:r>
+            <w:r>
+              <w:rPr>
+                <w:rFonts w:hint="eastAsia"/>
+                <w:color w:val="BFBFBF" w:themeColor="background1" w:themeShade="BF"/>
+                <w:sz w:val="20"/>
+                <w:szCs w:val="20"/>
+              </w:rPr>
+              <w:t xml:space="preserve"> start --&gt;</w:t>
+            </w:r>
+          </w:p>
+          <w:p>
+            <w:pPr>
+              <w:rPr>
+                <w:sz w:val="20"/>
+                <w:szCs w:val="20"/>
+              </w:rPr>
+            </w:pPr>
+            <w:r>
+              <w:rPr>
+                <w:rFonts w:hint="eastAsia"/>
+                <w:color w:val="BFBFBF" w:themeColor="background1" w:themeShade="BF"/>
+                <w:sz w:val="20"/>
+                <w:szCs w:val="20"/>
+              </w:rPr>
+              <w:t xml:space="preserve">     </w:t>
+            </w:r>
+            <w:r>
+              <w:rPr>
+                <w:rFonts w:hint="eastAsia"/>
+                <w:sz w:val="20"/>
+                <w:szCs w:val="20"/>
+              </w:rPr>
+              <w:t xml:space="preserve"> &lt;h3&gt;&lt;span&gt;</w:t>
+            </w:r>
+            <w:r>
+              <w:rPr>
+                <w:rFonts w:hint="eastAsia"/>
+                <w:sz w:val="20"/>
+                <w:szCs w:val="20"/>
+              </w:rPr>
+              <w:t>相關測驗資訊</w:t>
+            </w:r>
+            <w:r>
+              <w:rPr>
+                <w:rFonts w:hint="eastAsia"/>
+                <w:sz w:val="20"/>
+                <w:szCs w:val="20"/>
+              </w:rPr>
+              <w:t>&lt;/span&gt;&lt;/h3&gt;</w:t>
+            </w:r>
+          </w:p>
+          <w:p>
+            <w:pPr>
+              <w:rPr>
+                <w:sz w:val="20"/>
+                <w:szCs w:val="20"/>
+              </w:rPr>
+            </w:pPr>
+            <w:r>
+              <w:rPr>
+                <w:rFonts w:hint="eastAsia"/>
+                <w:sz w:val="20"/>
+                <w:szCs w:val="20"/>
+              </w:rPr>
+              <w:t xml:space="preserve">      </w:t>
+            </w:r>
+            <w:r>
+              <w:rPr>
+                <w:sz w:val="20"/>
+                <w:szCs w:val="20"/>
+              </w:rPr>
+              <w:t>&lt;div class="padding"&gt;</w:t>
+            </w:r>
+          </w:p>
+          <w:p>
+            <w:pPr>
+              <w:rPr>
+                <w:sz w:val="20"/>
+                <w:szCs w:val="20"/>
+              </w:rPr>
+            </w:pPr>
+            <w:r>
+              <w:rPr>
+                <w:rFonts w:hint="eastAsia"/>
+                <w:sz w:val="20"/>
+                <w:szCs w:val="20"/>
+              </w:rPr>
+              <w:lastRenderedPageBreak/>
+              <w:t xml:space="preserve"> </w:t>
+            </w:r>
+            <w:r>
+              <w:rPr>
+                <w:sz w:val="20"/>
+                <w:szCs w:val="20"/>
+              </w:rPr>
+              <w:t xml:space="preserve">       ……</w:t>
+            </w:r>
+          </w:p>
+          <w:p>
+            <w:pPr>
+              <w:rPr>
+                <w:strike/>
+                <w:color w:val="FF0000"/>
+                <w:sz w:val="20"/>
+                <w:szCs w:val="20"/>
+              </w:rPr>
+            </w:pPr>
+            <w:r>
+              <w:rPr>
+                <w:rFonts w:hint="eastAsia"/>
+                <w:color w:val="BFBFBF" w:themeColor="background1" w:themeShade="BF"/>
+                <w:sz w:val="20"/>
+                <w:szCs w:val="20"/>
+              </w:rPr>
+              <w:t xml:space="preserve"> </w:t>
+            </w:r>
+            <w:r>
+              <w:rPr>
+                <w:color w:val="BFBFBF" w:themeColor="background1" w:themeShade="BF"/>
+                <w:sz w:val="20"/>
+                <w:szCs w:val="20"/>
+              </w:rPr>
+              <w:t xml:space="preserve">       </w:t>
+            </w:r>
+            <w:r>
+              <w:rPr>
+                <w:strike/>
+                <w:color w:val="FF0000"/>
+                <w:sz w:val="20"/>
+                <w:szCs w:val="20"/>
+              </w:rPr>
+              <w:t>&lt;td width="15"&gt;&amp;nbsp;&lt;/td&gt;</w:t>
+            </w:r>
+          </w:p>
+          <w:p>
+            <w:pPr>
+              <w:rPr>
+                <w:color w:val="BFBFBF" w:themeColor="background1" w:themeShade="BF"/>
+                <w:sz w:val="20"/>
+                <w:szCs w:val="20"/>
+              </w:rPr>
+            </w:pPr>
+            <w:r>
+              <w:rPr>
+                <w:rFonts w:hint="eastAsia"/>
+                <w:color w:val="BFBFBF" w:themeColor="background1" w:themeShade="BF"/>
+                <w:sz w:val="20"/>
+                <w:szCs w:val="20"/>
+              </w:rPr>
+              <w:t xml:space="preserve"> </w:t>
+            </w:r>
+            <w:r>
+              <w:rPr>
+                <w:color w:val="BFBFBF" w:themeColor="background1" w:themeShade="BF"/>
+                <w:sz w:val="20"/>
+                <w:szCs w:val="20"/>
+              </w:rPr>
+              <w:t xml:space="preserve">       ……</w:t>
+            </w:r>
+          </w:p>
+          <w:p>
+            <w:pPr>
+              <w:rPr>
+                <w:strike/>
+                <w:color w:val="FF0000"/>
+                <w:sz w:val="20"/>
+                <w:szCs w:val="20"/>
+              </w:rPr>
+            </w:pPr>
+            <w:r>
+              <w:rPr>
+                <w:rFonts w:hint="eastAsia"/>
+                <w:color w:val="BFBFBF" w:themeColor="background1" w:themeShade="BF"/>
+                <w:sz w:val="20"/>
+                <w:szCs w:val="20"/>
+              </w:rPr>
+              <w:t xml:space="preserve"> </w:t>
+            </w:r>
+            <w:r>
+              <w:rPr>
+                <w:color w:val="BFBFBF" w:themeColor="background1" w:themeShade="BF"/>
+                <w:sz w:val="20"/>
+                <w:szCs w:val="20"/>
+              </w:rPr>
+              <w:t xml:space="preserve">       </w:t>
+            </w:r>
+            <w:r>
+              <w:rPr>
+                <w:strike/>
+                <w:color w:val="FF0000"/>
+                <w:sz w:val="20"/>
+                <w:szCs w:val="20"/>
+              </w:rPr>
+              <w:t>&lt;td width="15"&gt;&amp;nbsp;&lt;/td&gt;</w:t>
+            </w:r>
+          </w:p>
+          <w:p>
+            <w:pPr>
+              <w:rPr>
+                <w:color w:val="FF0000"/>
+                <w:sz w:val="20"/>
+                <w:szCs w:val="20"/>
+              </w:rPr>
+            </w:pPr>
+            <w:r>
+              <w:rPr>
+                <w:rFonts w:hint="eastAsia"/>
+                <w:color w:val="BFBFBF" w:themeColor="background1" w:themeShade="BF"/>
+                <w:sz w:val="20"/>
+                <w:szCs w:val="20"/>
+              </w:rPr>
+              <w:t xml:space="preserve"> </w:t>
+            </w:r>
+            <w:r>
+              <w:rPr>
+                <w:color w:val="BFBFBF" w:themeColor="background1" w:themeShade="BF"/>
+                <w:sz w:val="20"/>
+                <w:szCs w:val="20"/>
+              </w:rPr>
+              <w:t xml:space="preserve">       ……</w:t>
+            </w:r>
+          </w:p>
+          <w:p>
+            <w:pPr>
+              <w:rPr>
+                <w:color w:val="BFBFBF" w:themeColor="background1" w:themeShade="BF"/>
+                <w:sz w:val="20"/>
+                <w:szCs w:val="20"/>
+              </w:rPr>
+            </w:pPr>
+            <w:r>
+              <w:rPr>
+                <w:color w:val="BFBFBF" w:themeColor="background1" w:themeShade="BF"/>
+                <w:sz w:val="20"/>
+                <w:szCs w:val="20"/>
+              </w:rPr>
+              <w:t xml:space="preserve">      </w:t>
+            </w:r>
+            <w:r>
+              <w:rPr>
+                <w:color w:val="BFBFBF" w:themeColor="background1" w:themeShade="BF"/>
+                <w:sz w:val="20"/>
+                <w:szCs w:val="20"/>
+              </w:rPr>
+              <w:t>&lt;/div&gt;</w:t>
+            </w:r>
+          </w:p>
+          <w:p>
+            <w:pPr>
+              <w:rPr>
+                <w:sz w:val="20"/>
+                <w:szCs w:val="20"/>
+              </w:rPr>
+            </w:pPr>
+            <w:r>
+              <w:rPr>
+                <w:rFonts w:hint="eastAsia"/>
+                <w:color w:val="BFBFBF" w:themeColor="background1" w:themeShade="BF"/>
+                <w:sz w:val="20"/>
+                <w:szCs w:val="20"/>
+              </w:rPr>
+              <w:t xml:space="preserve">      &lt;!-- </w:t>
+            </w:r>
+            <w:r>
+              <w:rPr>
+                <w:rFonts w:hint="eastAsia"/>
+                <w:color w:val="BFBFBF" w:themeColor="background1" w:themeShade="BF"/>
+                <w:sz w:val="20"/>
+                <w:szCs w:val="20"/>
+              </w:rPr>
+              <w:t>相關測驗資訊</w:t>
+            </w:r>
+            <w:r>
+              <w:rPr>
+                <w:rFonts w:hint="eastAsia"/>
+                <w:color w:val="BFBFBF" w:themeColor="background1" w:themeShade="BF"/>
+                <w:sz w:val="20"/>
+                <w:szCs w:val="20"/>
+              </w:rPr>
+              <w:t xml:space="preserve"> end --&gt;</w:t>
+            </w:r>
+            <w:r>
+              <w:rPr>
+                <w:sz w:val="20"/>
+                <w:szCs w:val="20"/>
+              </w:rPr>
+              <w:t xml:space="preserve"> </w:t>
+            </w:r>
+          </w:p>
+          <w:p>
+            <w:pPr>
+              <w:rPr>
+                <w:sz w:val="20"/>
+                <w:szCs w:val="20"/>
+              </w:rPr>
+            </w:pPr>
+          </w:p>
+          <w:p>
+            <w:pPr>
+              <w:rPr>
+                <w:rFonts w:hint="eastAsia"/>
+                <w:sz w:val="20"/>
+                <w:szCs w:val="20"/>
+              </w:rPr>
+            </w:pPr>
+            <w:r>
+              <w:rPr>
+                <w:rFonts w:hint="eastAsia"/>
+                <w:color w:val="BFBFBF" w:themeColor="background1" w:themeShade="BF"/>
+                <w:sz w:val="20"/>
+                <w:szCs w:val="20"/>
+              </w:rPr>
+              <w:t xml:space="preserve">      </w:t>
+            </w:r>
+            <w:commentRangeStart w:id="5"/>
+            <w:r>
+              <w:rPr>
+                <w:rFonts w:hint="eastAsia"/>
+                <w:color w:val="BFBFBF" w:themeColor="background1" w:themeShade="BF"/>
+                <w:sz w:val="20"/>
+                <w:szCs w:val="20"/>
+              </w:rPr>
+              <w:t xml:space="preserve">&lt;!-- </w:t>
+            </w:r>
+            <w:r>
+              <w:rPr>
+                <w:rFonts w:hint="eastAsia"/>
+                <w:color w:val="BFBFBF" w:themeColor="background1" w:themeShade="BF"/>
+                <w:sz w:val="20"/>
+                <w:szCs w:val="20"/>
+              </w:rPr>
+              <w:t>備註說明</w:t>
+            </w:r>
+            <w:r>
+              <w:rPr>
+                <w:rFonts w:hint="eastAsia"/>
+                <w:color w:val="BFBFBF" w:themeColor="background1" w:themeShade="BF"/>
+                <w:sz w:val="20"/>
+                <w:szCs w:val="20"/>
+              </w:rPr>
+              <w:t xml:space="preserve"> start --&gt;</w:t>
+            </w:r>
+          </w:p>
+          <w:p>
+            <w:pPr>
+              <w:rPr>
+                <w:color w:val="FF0000"/>
+                <w:sz w:val="20"/>
+                <w:szCs w:val="20"/>
+              </w:rPr>
+            </w:pPr>
+            <w:r>
+              <w:rPr>
+                <w:sz w:val="20"/>
+                <w:szCs w:val="20"/>
+              </w:rPr>
+              <w:t xml:space="preserve">     </w:t>
+            </w:r>
+            <w:r>
+              <w:rPr>
+                <w:color w:val="FF0000"/>
+                <w:sz w:val="20"/>
+                <w:szCs w:val="20"/>
+              </w:rPr>
+              <w:t xml:space="preserve"> &lt;div class="mark"&gt;</w:t>
+            </w:r>
+          </w:p>
+          <w:p>
+            <w:pPr>
+              <w:rPr>
+                <w:color w:val="FF0000"/>
+                <w:sz w:val="20"/>
+                <w:szCs w:val="20"/>
+              </w:rPr>
+            </w:pPr>
+            <w:r>
+              <w:rPr>
+                <w:rFonts w:hint="eastAsia"/>
+                <w:color w:val="FF0000"/>
+                <w:sz w:val="20"/>
+                <w:szCs w:val="20"/>
+              </w:rPr>
+              <w:t xml:space="preserve">      </w:t>
+            </w:r>
+            <w:r>
+              <w:rPr>
                 <w:color w:val="FF0000"/>
                 <w:sz w:val="20"/>
                 <w:szCs w:val="20"/>
@@ -736,6 +2318,105 @@
             <w:r>
               <w:rPr>
                 <w:rFonts w:hint="eastAsia"/>
+                <w:color w:val="FF0000"/>
+                <w:sz w:val="20"/>
+                <w:szCs w:val="20"/>
+              </w:rPr>
+              <w:t xml:space="preserve">      </w:t>
+            </w:r>
+            <w:r>
+              <w:rPr>
+                <w:color w:val="FF0000"/>
+                <w:sz w:val="20"/>
+                <w:szCs w:val="20"/>
+              </w:rPr>
+              <w:t>&lt;/div&gt;</w:t>
+            </w:r>
+          </w:p>
+          <w:p>
+            <w:pPr>
+              <w:rPr>
+                <w:sz w:val="20"/>
+                <w:szCs w:val="20"/>
+              </w:rPr>
+            </w:pPr>
+            <w:r>
+              <w:rPr>
+                <w:rFonts w:hint="eastAsia"/>
+                <w:sz w:val="20"/>
+                <w:szCs w:val="20"/>
+              </w:rPr>
+              <w:t xml:space="preserve">      </w:t>
+            </w:r>
+            <w:r>
+              <w:rPr>
+                <w:rFonts w:hint="eastAsia"/>
+                <w:color w:val="BFBFBF" w:themeColor="background1" w:themeShade="BF"/>
+                <w:sz w:val="20"/>
+                <w:szCs w:val="20"/>
+              </w:rPr>
+              <w:t xml:space="preserve">&lt;!-- </w:t>
+            </w:r>
+            <w:r>
+              <w:rPr>
+                <w:rFonts w:hint="eastAsia"/>
+                <w:color w:val="BFBFBF" w:themeColor="background1" w:themeShade="BF"/>
+                <w:sz w:val="20"/>
+                <w:szCs w:val="20"/>
+              </w:rPr>
+              <w:t>備註說明</w:t>
+            </w:r>
+            <w:r>
+              <w:rPr>
+                <w:rFonts w:hint="eastAsia"/>
+                <w:color w:val="BFBFBF" w:themeColor="background1" w:themeShade="BF"/>
+                <w:sz w:val="20"/>
+                <w:szCs w:val="20"/>
+              </w:rPr>
+              <w:t xml:space="preserve"> end --&gt;</w:t>
+            </w:r>
+            <w:r>
+              <w:rPr>
+                <w:color w:val="BFBFBF" w:themeColor="background1" w:themeShade="BF"/>
+                <w:sz w:val="20"/>
+                <w:szCs w:val="20"/>
+              </w:rPr>
+              <w:t xml:space="preserve">  </w:t>
+            </w:r>
+            <w:commentRangeEnd w:id="4"/>
+            <w:r>
+              <w:rPr>
+                <w:rStyle w:val="a7"/>
+                <w:color w:val="BFBFBF" w:themeColor="background1" w:themeShade="BF"/>
+              </w:rPr>
+              <w:commentReference w:id="4"/>
+            </w:r>
+            <w:commentRangeEnd w:id="5"/>
+            <w:r>
+              <w:rPr>
+                <w:rStyle w:val="a7"/>
+              </w:rPr>
+              <w:commentReference w:id="5"/>
+            </w:r>
+            <w:r>
+              <w:rPr>
+                <w:color w:val="BFBFBF" w:themeColor="background1" w:themeShade="BF"/>
+                <w:sz w:val="20"/>
+                <w:szCs w:val="20"/>
+              </w:rPr>
+              <w:t xml:space="preserve"> </w:t>
+            </w:r>
+          </w:p>
+          <w:p>
+            <w:pPr>
+              <w:rPr>
+                <w:sz w:val="20"/>
+                <w:szCs w:val="20"/>
+              </w:rPr>
+            </w:pPr>
+            <w:r>
+              <w:rPr>
+                <w:rFonts w:hint="eastAsia"/>
                 <w:sz w:val="20"/>
                 <w:szCs w:val="20"/>
               </w:rPr>
@@ -743,7 +2424,6 @@
             </w:r>
             <w:r>
               <w:rPr>
-                <w:color w:val="FF0000"/>
                 <w:sz w:val="20"/>
                 <w:szCs w:val="20"/>
               </w:rPr>
@@ -753,39 +2433,24 @@
           <w:p>
             <w:pPr>
               <w:rPr>
-                <w:color w:val="FF0000"/>
-                <w:sz w:val="20"/>
-                <w:szCs w:val="20"/>
-              </w:rPr>
-            </w:pPr>
-            <w:r>
-              <w:rPr>
-                <w:color w:val="FF0000"/>
-                <w:sz w:val="20"/>
-                <w:szCs w:val="20"/>
-              </w:rPr>
-              <w:t xml:space="preserve">    &lt;div class="data block"&gt;</w:t>
-            </w:r>
-          </w:p>
-          <w:p>
-            <w:pPr>
-              <w:rPr>
-                <w:color w:val="FF0000"/>
-                <w:sz w:val="20"/>
-                <w:szCs w:val="20"/>
-              </w:rPr>
-            </w:pPr>
-            <w:r>
-              <w:rPr>
-                <w:rFonts w:hint="eastAsia"/>
-                <w:sz w:val="20"/>
-                <w:szCs w:val="20"/>
-              </w:rPr>
-              <w:t xml:space="preserve">    </w:t>
-            </w:r>
-            <w:r>
-              <w:rPr>
-                <w:color w:val="FF0000"/>
+                <w:rFonts w:hint="eastAsia"/>
+                <w:b/>
+                <w:bCs/>
+                <w:sz w:val="20"/>
+                <w:szCs w:val="20"/>
+              </w:rPr>
+            </w:pPr>
+            <w:r>
+              <w:rPr>
+                <w:sz w:val="20"/>
+                <w:szCs w:val="20"/>
+              </w:rPr>
+              <w:t xml:space="preserve">  </w:t>
+            </w:r>
+            <w:r>
+              <w:rPr>
+                <w:b/>
+                <w:bCs/>
                 <w:sz w:val="20"/>
                 <w:szCs w:val="20"/>
               </w:rPr>
@@ -795,41 +2460,39 @@
           <w:p>
             <w:pPr>
               <w:rPr>
-                <w:color w:val="FF0000"/>
-                <w:sz w:val="20"/>
-                <w:szCs w:val="20"/>
-              </w:rPr>
-            </w:pPr>
-            <w:r>
-              <w:rPr>
-                <w:rFonts w:hint="eastAsia"/>
-                <w:sz w:val="20"/>
-                <w:szCs w:val="20"/>
-              </w:rPr>
-              <w:t xml:space="preserve">    </w:t>
-            </w:r>
-            <w:r>
-              <w:rPr>
-                <w:color w:val="FF0000"/>
-                <w:sz w:val="20"/>
-                <w:szCs w:val="20"/>
-              </w:rPr>
-              <w:t>&lt;/div&gt;</w:t>
-            </w:r>
-            <w:commentRangeEnd w:id="0"/>
-            <w:r>
-              <w:rPr>
-                <w:rStyle w:val="a7"/>
-              </w:rPr>
-              <w:commentReference w:id="0"/>
-            </w:r>
-          </w:p>
-          <w:p>
-            <w:pPr>
-              <w:rPr>
-                <w:rFonts w:hint="eastAsia"/>
-              </w:rPr>
-            </w:pPr>
+                <w:sz w:val="20"/>
+                <w:szCs w:val="20"/>
+              </w:rPr>
+            </w:pPr>
+            <w:r>
+              <w:rPr>
+                <w:sz w:val="20"/>
+                <w:szCs w:val="20"/>
+              </w:rPr>
+              <w:t xml:space="preserve">  &lt;/div&gt;</w:t>
+            </w:r>
+          </w:p>
+          <w:p>
+            <w:pPr>
+              <w:rPr>
+                <w:rFonts w:hint="eastAsia"/>
+              </w:rPr>
+            </w:pPr>
+            <w:r>
+              <w:rPr>
+                <w:sz w:val="20"/>
+                <w:szCs w:val="20"/>
+              </w:rPr>
+              <w:t xml:space="preserve">  </w:t>
+            </w:r>
+            <w:r>
+              <w:rPr>
+                <w:color w:val="BFBFBF" w:themeColor="background1" w:themeShade="BF"/>
+                <w:sz w:val="20"/>
+                <w:szCs w:val="20"/>
+              </w:rPr>
+              <w:t>&lt;!-- PAGE 3. END ------- ------- ------- ------- ------- ------- ------- --&gt;</w:t>
+            </w:r>
           </w:p>
         </w:tc>
       </w:tr>
@@ -853,7 +2516,7 @@
 
 <file path=word/comments.xml><?xml version="1.0" encoding="utf-8"?>
 <w:comments xmlns:wpc="http://schemas.microsoft.com/office/word/2010/wordprocessingCanvas" xmlns:cx="http://schemas.microsoft.com/office/drawing/2014/chartex" xmlns:cx1="http://schemas.microsoft.com/office/drawing/2015/9/8/chartex" xmlns:cx2="http://schemas.microsoft.com/office/drawing/2015/10/21/chartex" xmlns:cx3="http://schemas.microsoft.com/office/drawing/2016/5/9/chartex" xmlns:cx4="http://schemas.microsoft.com/office/drawing/2016/5/10/chartex" xmlns:cx5="http://schemas.microsoft.com/office/drawing/2016/5/11/chartex" xmlns:cx6="http://schemas.microsoft.com/office/drawing/2016/5/12/chartex" xmlns:cx7="http://schemas.microsoft.com/office/drawing/2016/5/13/chartex" xmlns:cx8="http://schemas.microsoft.com/office/drawing/2016/5/14/chartex" xmlns:mc="http://schemas.openxmlformats.org/markup-compatibility/2006" xmlns:aink="http://schemas.microsoft.com/office/drawing/2016/ink" xmlns:am3d="http://schemas.microsoft.com/office/drawing/2017/model3d" xmlns:o="urn:schemas-microsoft-com:office:office" xmlns:r="http://schemas.openxmlformats.org/officeDocument/2006/relationships" xmlns:m="http://schemas.openxmlformats.org/officeDocument/2006/math" xmlns:v="urn:schemas-microsoft-com:vml" xmlns:wp14="http://schemas.microsoft.com/office/word/2010/wordprocessingDrawing" xmlns:wp="http://schemas.openxmlformats.org/drawingml/2006/wordprocessingDrawing" xmlns:w10="urn:schemas-microsoft-com:office:word" xmlns:w="http://schemas.openxmlformats.org/wordprocessingml/2006/main" xmlns:w14="http://schemas.microsoft.com/office/word/2010/wordml" xmlns:w15="http://schemas.microsoft.com/office/word/2012/wordml" xmlns:w16cex="http://schemas.microsoft.com/office/word/2018/wordml/cex" xmlns:w16cid="http://schemas.microsoft.com/office/word/2016/wordml/cid" xmlns:w16="http://schemas.microsoft.com/office/word/2018/wordml" xmlns:w16sdtdh="http://schemas.microsoft.com/office/word/2020/wordml/sdtdatahash" xmlns:w16se="http://schemas.microsoft.com/office/word/2015/wordml/symex" xmlns:wpg="http://schemas.microsoft.com/office/word/2010/wordprocessingGroup" xmlns:wpi="http://schemas.microsoft.com/office/word/2010/wordprocessingInk" xmlns:wne="http://schemas.microsoft.com/office/word/2006/wordml" xmlns:wps="http://schemas.microsoft.com/office/word/2010/wordprocessingShape" mc:Ignorable="w14 w15 w16se w16cid w16 w16cex w16sdtdh wp14">
-  <w:comment w:id="0" w:author="凱楹 KyLin" w:date="2026-07-13T17:22:00Z" w:initials="凱楹">
+  <w:comment w:id="0" w:author="凱楹 KyLin" w:date="2026-07-13T17:45:00Z" w:initials="凱楹">
     <w:p>
       <w:pPr>
         <w:pStyle w:val="a8"/>
@@ -868,7 +2531,297 @@
         <w:rPr>
           <w:rFonts w:hint="eastAsia"/>
         </w:rPr>
+        <w:t>3</w:t>
+      </w:r>
+      <w:r>
+        <w:rPr>
+          <w:rFonts w:hint="eastAsia"/>
+        </w:rPr>
+        <w:t>頁的都須更改。</w:t>
+      </w:r>
+    </w:p>
+  </w:comment>
+  <w:comment w:id="1" w:author="凱楹 KyLin" w:date="2026-07-13T17:22:00Z" w:initials="凱楹">
+    <w:p>
+      <w:pPr>
+        <w:pStyle w:val="a8"/>
+      </w:pPr>
+      <w:r>
+        <w:rPr>
+          <w:rStyle w:val="a7"/>
+        </w:rPr>
+        <w:annotationRef/>
+      </w:r>
+      <w:r>
+        <w:rPr>
+          <w:rFonts w:hint="eastAsia"/>
+        </w:rPr>
         <w:t>排序有改。</w:t>
+      </w:r>
+    </w:p>
+  </w:comment>
+  <w:comment w:id="2" w:author="凱楹 KyLin" w:date="2026-07-13T17:43:00Z" w:initials="凱楹">
+    <w:p>
+      <w:pPr>
+        <w:pStyle w:val="a8"/>
+      </w:pPr>
+      <w:r>
+        <w:rPr>
+          <w:rStyle w:val="a7"/>
+        </w:rPr>
+        <w:annotationRef/>
+      </w:r>
+      <w:r>
+        <w:rPr>
+          <w:rFonts w:hint="eastAsia"/>
+        </w:rPr>
+        <w:t>3</w:t>
+      </w:r>
+      <w:r>
+        <w:rPr>
+          <w:rFonts w:hint="eastAsia"/>
+        </w:rPr>
+        <w:t>頁都須更改。</w:t>
+      </w:r>
+    </w:p>
+  </w:comment>
+  <w:comment w:id="3" w:author="凱楹 KyLin" w:date="2026-07-13T17:52:00Z" w:initials="凱楹">
+    <w:p>
+      <w:pPr>
+        <w:pStyle w:val="a8"/>
+      </w:pPr>
+      <w:r>
+        <w:rPr>
+          <w:rStyle w:val="a7"/>
+        </w:rPr>
+        <w:annotationRef/>
+      </w:r>
+      <w:r>
+        <w:rPr>
+          <w:noProof/>
+        </w:rPr>
+        <w:drawing>
+          <wp:inline distT="0" distB="0" distL="0" distR="0" wp14:anchorId="4AFCA6EE" wp14:editId="7BCA7480">
+            <wp:extent cx="2348230" cy="2248149"/>
+            <wp:effectExtent l="0" t="0" r="0" b="0"/>
+            <wp:docPr id="1" name="圖片 1"/>
+            <wp:cNvGraphicFramePr>
+              <a:graphicFrameLocks xmlns:a="http://schemas.openxmlformats.org/drawingml/2006/main" noChangeAspect="1"/>
+            </wp:cNvGraphicFramePr>
+            <a:graphic xmlns:a="http://schemas.openxmlformats.org/drawingml/2006/main">
+              <a:graphicData uri="http://schemas.openxmlformats.org/drawingml/2006/picture">
+                <pic:pic xmlns:pic="http://schemas.openxmlformats.org/drawingml/2006/picture">
+                  <pic:nvPicPr>
+                    <pic:cNvPr id="1" name=""/>
+                    <pic:cNvPicPr/>
+                  </pic:nvPicPr>
+                  <pic:blipFill>
+                    <a:blip r:embed="rId1"/>
+                    <a:stretch>
+                      <a:fillRect/>
+                    </a:stretch>
+                  </pic:blipFill>
+                  <pic:spPr>
+                    <a:xfrm>
+                      <a:off x="0" y="0"/>
+                      <a:ext cx="2364082" cy="2263326"/>
+                    </a:xfrm>
+                    <a:prstGeom prst="rect">
+                      <a:avLst/>
+                    </a:prstGeom>
+                  </pic:spPr>
+                </pic:pic>
+              </a:graphicData>
+            </a:graphic>
+          </wp:inline>
+        </w:drawing>
+      </w:r>
+    </w:p>
+    <w:p>
+      <w:pPr>
+        <w:pStyle w:val="a8"/>
+        <w:rPr>
+          <w:rFonts w:hint="eastAsia"/>
+        </w:rPr>
+      </w:pPr>
+      <w:r>
+        <w:rPr>
+          <w:rFonts w:hint="eastAsia"/>
+        </w:rPr>
+        <w:t>整個替換更新。</w:t>
+      </w:r>
+    </w:p>
+  </w:comment>
+  <w:comment w:id="4" w:author="凱楹 KyLin" w:date="2026-07-13T17:55:00Z" w:initials="凱楹">
+    <w:p>
+      <w:pPr>
+        <w:pStyle w:val="a8"/>
+      </w:pPr>
+      <w:r>
+        <w:rPr>
+          <w:rStyle w:val="a7"/>
+        </w:rPr>
+        <w:annotationRef/>
+      </w:r>
+      <w:r>
+        <w:rPr>
+          <w:noProof/>
+        </w:rPr>
+        <w:drawing>
+          <wp:inline distT="0" distB="0" distL="0" distR="0" wp14:anchorId="3D5E2D85" wp14:editId="68FAC2F7">
+            <wp:extent cx="2501849" cy="481333"/>
+            <wp:effectExtent l="0" t="0" r="0" b="0"/>
+            <wp:docPr id="3" name="圖片 3"/>
+            <wp:cNvGraphicFramePr>
+              <a:graphicFrameLocks xmlns:a="http://schemas.openxmlformats.org/drawingml/2006/main" noChangeAspect="1"/>
+            </wp:cNvGraphicFramePr>
+            <a:graphic xmlns:a="http://schemas.openxmlformats.org/drawingml/2006/main">
+              <a:graphicData uri="http://schemas.openxmlformats.org/drawingml/2006/picture">
+                <pic:pic xmlns:pic="http://schemas.openxmlformats.org/drawingml/2006/picture">
+                  <pic:nvPicPr>
+                    <pic:cNvPr id="1" name=""/>
+                    <pic:cNvPicPr/>
+                  </pic:nvPicPr>
+                  <pic:blipFill>
+                    <a:blip r:embed="rId2"/>
+                    <a:stretch>
+                      <a:fillRect/>
+                    </a:stretch>
+                  </pic:blipFill>
+                  <pic:spPr>
+                    <a:xfrm>
+                      <a:off x="0" y="0"/>
+                      <a:ext cx="2557548" cy="492049"/>
+                    </a:xfrm>
+                    <a:prstGeom prst="rect">
+                      <a:avLst/>
+                    </a:prstGeom>
+                  </pic:spPr>
+                </pic:pic>
+              </a:graphicData>
+            </a:graphic>
+          </wp:inline>
+        </w:drawing>
+      </w:r>
+    </w:p>
+    <w:p>
+      <w:pPr>
+        <w:pStyle w:val="a8"/>
+        <w:rPr>
+          <w:rFonts w:hint="eastAsia"/>
+        </w:rPr>
+      </w:pPr>
+      <w:r>
+        <w:rPr>
+          <w:rFonts w:hint="eastAsia"/>
+        </w:rPr>
+        <w:t>兩個表格裡的</w:t>
+      </w:r>
+      <w:r>
+        <w:rPr>
+          <w:rFonts w:hint="eastAsia"/>
+        </w:rPr>
+        <w:t xml:space="preserve"> </w:t>
+      </w:r>
+      <w:r>
+        <w:rPr>
+          <w:b/>
+          <w:bCs/>
+          <w:sz w:val="20"/>
+          <w:szCs w:val="20"/>
+        </w:rPr>
+        <w:t>&lt;td width="15"&gt;&amp;nbsp;&lt;/td&gt;</w:t>
+      </w:r>
+      <w:r>
+        <w:rPr>
+          <w:rFonts w:hint="eastAsia"/>
+          <w:sz w:val="20"/>
+          <w:szCs w:val="20"/>
+        </w:rPr>
+        <w:t xml:space="preserve"> </w:t>
+      </w:r>
+      <w:r>
+        <w:rPr>
+          <w:rFonts w:hint="eastAsia"/>
+          <w:sz w:val="20"/>
+          <w:szCs w:val="20"/>
+        </w:rPr>
+        <w:t>刪除</w:t>
+      </w:r>
+      <w:r>
+        <w:rPr>
+          <w:rFonts w:hint="eastAsia"/>
+          <w:sz w:val="20"/>
+          <w:szCs w:val="20"/>
+        </w:rPr>
+        <w:t>。</w:t>
+      </w:r>
+    </w:p>
+  </w:comment>
+  <w:comment w:id="5" w:author="凱楹 KyLin" w:date="2026-07-13T17:57:00Z" w:initials="凱楹">
+    <w:p>
+      <w:pPr>
+        <w:pStyle w:val="a8"/>
+      </w:pPr>
+      <w:r>
+        <w:rPr>
+          <w:rStyle w:val="a7"/>
+        </w:rPr>
+        <w:annotationRef/>
+      </w:r>
+      <w:r>
+        <w:rPr>
+          <w:noProof/>
+        </w:rPr>
+        <w:drawing>
+          <wp:inline distT="0" distB="0" distL="0" distR="0" wp14:anchorId="02365F75" wp14:editId="730B7AB0">
+            <wp:extent cx="2472588" cy="317037"/>
+            <wp:effectExtent l="0" t="0" r="4445" b="6985"/>
+            <wp:docPr id="4" name="圖片 4"/>
+            <wp:cNvGraphicFramePr>
+              <a:graphicFrameLocks xmlns:a="http://schemas.openxmlformats.org/drawingml/2006/main" noChangeAspect="1"/>
+            </wp:cNvGraphicFramePr>
+            <a:graphic xmlns:a="http://schemas.openxmlformats.org/drawingml/2006/main">
+              <a:graphicData uri="http://schemas.openxmlformats.org/drawingml/2006/picture">
+                <pic:pic xmlns:pic="http://schemas.openxmlformats.org/drawingml/2006/picture">
+                  <pic:nvPicPr>
+                    <pic:cNvPr id="1" name=""/>
+                    <pic:cNvPicPr/>
+                  </pic:nvPicPr>
+                  <pic:blipFill>
+                    <a:blip r:embed="rId3"/>
+                    <a:stretch>
+                      <a:fillRect/>
+                    </a:stretch>
+                  </pic:blipFill>
+                  <pic:spPr>
+                    <a:xfrm>
+                      <a:off x="0" y="0"/>
+                      <a:ext cx="2526454" cy="323944"/>
+                    </a:xfrm>
+                    <a:prstGeom prst="rect">
+                      <a:avLst/>
+                    </a:prstGeom>
+                  </pic:spPr>
+                </pic:pic>
+              </a:graphicData>
+            </a:graphic>
+          </wp:inline>
+        </w:drawing>
+      </w:r>
+    </w:p>
+    <w:p>
+      <w:pPr>
+        <w:pStyle w:val="a8"/>
+        <w:rPr>
+          <w:rFonts w:hint="eastAsia"/>
+        </w:rPr>
+      </w:pPr>
+      <w:r>
+        <w:rPr>
+          <w:rFonts w:hint="eastAsia"/>
+        </w:rPr>
+        <w:t>整個替換更新。</w:t>
       </w:r>
     </w:p>
   </w:comment>
@@ -877,19 +2830,34 @@
 
 <file path=word/commentsExtended.xml><?xml version="1.0" encoding="utf-8"?>
 <w15:commentsEx xmlns:wpc="http://schemas.microsoft.com/office/word/2010/wordprocessingCanvas" xmlns:cx="http://schemas.microsoft.com/office/drawing/2014/chartex" xmlns:cx1="http://schemas.microsoft.com/office/drawing/2015/9/8/chartex" xmlns:cx2="http://schemas.microsoft.com/office/drawing/2015/10/21/chartex" xmlns:cx3="http://schemas.microsoft.com/office/drawing/2016/5/9/chartex" xmlns:cx4="http://schemas.microsoft.com/office/drawing/2016/5/10/chartex" xmlns:cx5="http://schemas.microsoft.com/office/drawing/2016/5/11/chartex" xmlns:cx6="http://schemas.microsoft.com/office/drawing/2016/5/12/chartex" xmlns:cx7="http://schemas.microsoft.com/office/drawing/2016/5/13/chartex" xmlns:cx8="http://schemas.microsoft.com/office/drawing/2016/5/14/chartex" xmlns:mc="http://schemas.openxmlformats.org/markup-compatibility/2006" xmlns:aink="http://schemas.microsoft.com/office/drawing/2016/ink" xmlns:am3d="http://schemas.microsoft.com/office/drawing/2017/model3d" xmlns:o="urn:schemas-microsoft-com:office:office" xmlns:r="http://schemas.openxmlformats.org/officeDocument/2006/relationships" xmlns:m="http://schemas.openxmlformats.org/officeDocument/2006/math" xmlns:v="urn:schemas-microsoft-com:vml" xmlns:wp14="http://schemas.microsoft.com/office/word/2010/wordprocessingDrawing" xmlns:wp="http://schemas.openxmlformats.org/drawingml/2006/wordprocessingDrawing" xmlns:w10="urn:schemas-microsoft-com:office:word" xmlns:w="http://schemas.openxmlformats.org/wordprocessingml/2006/main" xmlns:w14="http://schemas.microsoft.com/office/word/2010/wordml" xmlns:w15="http://schemas.microsoft.com/office/word/2012/wordml" xmlns:w16cex="http://schemas.microsoft.com/office/word/2018/wordml/cex" xmlns:w16cid="http://schemas.microsoft.com/office/word/2016/wordml/cid" xmlns:w16="http://schemas.microsoft.com/office/word/2018/wordml" xmlns:w16sdtdh="http://schemas.microsoft.com/office/word/2020/wordml/sdtdatahash" xmlns:w16se="http://schemas.microsoft.com/office/word/2015/wordml/symex" xmlns:wpg="http://schemas.microsoft.com/office/word/2010/wordprocessingGroup" xmlns:wpi="http://schemas.microsoft.com/office/word/2010/wordprocessingInk" xmlns:wne="http://schemas.microsoft.com/office/word/2006/wordml" xmlns:wps="http://schemas.microsoft.com/office/word/2010/wordprocessingShape" mc:Ignorable="w14 w15 w16se w16cid w16 w16cex w16sdtdh wp14">
+  <w15:commentEx w15:paraId="42F8D524" w15:done="0"/>
   <w15:commentEx w15:paraId="7734DEFA" w15:done="0"/>
+  <w15:commentEx w15:paraId="1426BF96" w15:done="0"/>
+  <w15:commentEx w15:paraId="23625874" w15:done="0"/>
+  <w15:commentEx w15:paraId="1BC2DCC0" w15:done="0"/>
+  <w15:commentEx w15:paraId="5EA463EA" w15:done="0"/>
 </w15:commentsEx>
 </file>
 
 <file path=word/commentsExtensible.xml><?xml version="1.0" encoding="utf-8"?>
 <w16cex:commentsExtensible xmlns:wpc="http://schemas.microsoft.com/office/word/2010/wordprocessingCanvas" xmlns:cx="http://schemas.microsoft.com/office/drawing/2014/chartex" xmlns:cx1="http://schemas.microsoft.com/office/drawing/2015/9/8/chartex" xmlns:cx2="http://schemas.microsoft.com/office/drawing/2015/10/21/chartex" xmlns:cx3="http://schemas.microsoft.com/office/drawing/2016/5/9/chartex" xmlns:cx4="http://schemas.microsoft.com/office/drawing/2016/5/10/chartex" xmlns:cx5="http://schemas.microsoft.com/office/drawing/2016/5/11/chartex" xmlns:cx6="http://schemas.microsoft.com/office/drawing/2016/5/12/chartex" xmlns:cx7="http://schemas.microsoft.com/office/drawing/2016/5/13/chartex" xmlns:cx8="http://schemas.microsoft.com/office/drawing/2016/5/14/chartex" xmlns:mc="http://schemas.openxmlformats.org/markup-compatibility/2006" xmlns:aink="http://schemas.microsoft.com/office/drawing/2016/ink" xmlns:am3d="http://schemas.microsoft.com/office/drawing/2017/model3d" xmlns:o="urn:schemas-microsoft-com:office:office" xmlns:r="http://schemas.openxmlformats.org/officeDocument/2006/relationships" xmlns:m="http://schemas.openxmlformats.org/officeDocument/2006/math" xmlns:v="urn:schemas-microsoft-com:vml" xmlns:wp14="http://schemas.microsoft.com/office/word/2010/wordprocessingDrawing" xmlns:wp="http://schemas.openxmlformats.org/drawingml/2006/wordprocessingDrawing" xmlns:w10="urn:schemas-microsoft-com:office:word" xmlns:w="http://schemas.openxmlformats.org/wordprocessingml/2006/main" xmlns:w14="http://schemas.microsoft.com/office/word/2010/wordml" xmlns:w15="http://schemas.microsoft.com/office/word/2012/wordml" xmlns:w16cex="http://schemas.microsoft.com/office/word/2018/wordml/cex" xmlns:w16cid="http://schemas.microsoft.com/office/word/2016/wordml/cid" xmlns:w16="http://schemas.microsoft.com/office/word/2018/wordml" xmlns:w16sdtdh="http://schemas.microsoft.com/office/word/2020/wordml/sdtdatahash" xmlns:w16se="http://schemas.microsoft.com/office/word/2015/wordml/symex" xmlns:wpg="http://schemas.microsoft.com/office/word/2010/wordprocessingGroup" xmlns:wpi="http://schemas.microsoft.com/office/word/2010/wordprocessingInk" xmlns:wne="http://schemas.microsoft.com/office/word/2006/wordml" xmlns:wps="http://schemas.microsoft.com/office/word/2010/wordprocessingShape" mc:Ignorable="w14 w15 w16se w16cid w16 w16cex w16sdtdh wp14">
+  <w16cex:commentExtensible w16cex:durableId="2DFFA2AF" w16cex:dateUtc="2026-07-13T09:45:00Z"/>
   <w16cex:commentExtensible w16cex:durableId="2DFF9D51" w16cex:dateUtc="2026-07-13T09:22:00Z"/>
+  <w16cex:commentExtensible w16cex:durableId="2DFFA240" w16cex:dateUtc="2026-07-13T09:43:00Z"/>
+  <w16cex:commentExtensible w16cex:durableId="2DFFA478" w16cex:dateUtc="2026-07-13T09:52:00Z"/>
+  <w16cex:commentExtensible w16cex:durableId="2DFFA518" w16cex:dateUtc="2026-07-13T09:55:00Z"/>
+  <w16cex:commentExtensible w16cex:durableId="2DFFA571" w16cex:dateUtc="2026-07-13T09:57:00Z"/>
 </w16cex:commentsExtensible>
 </file>
 
 <file path=word/commentsIds.xml><?xml version="1.0" encoding="utf-8"?>
 <w16cid:commentsIds xmlns:wpc="http://schemas.microsoft.com/office/word/2010/wordprocessingCanvas" xmlns:cx="http://schemas.microsoft.com/office/drawing/2014/chartex" xmlns:cx1="http://schemas.microsoft.com/office/drawing/2015/9/8/chartex" xmlns:cx2="http://schemas.microsoft.com/office/drawing/2015/10/21/chartex" xmlns:cx3="http://schemas.microsoft.com/office/drawing/2016/5/9/chartex" xmlns:cx4="http://schemas.microsoft.com/office/drawing/2016/5/10/chartex" xmlns:cx5="http://schemas.microsoft.com/office/drawing/2016/5/11/chartex" xmlns:cx6="http://schemas.microsoft.com/office/drawing/2016/5/12/chartex" xmlns:cx7="http://schemas.microsoft.com/office/drawing/2016/5/13/chartex" xmlns:cx8="http://schemas.microsoft.com/office/drawing/2016/5/14/chartex" xmlns:mc="http://schemas.openxmlformats.org/markup-compatibility/2006" xmlns:aink="http://schemas.microsoft.com/office/drawing/2016/ink" xmlns:am3d="http://schemas.microsoft.com/office/drawing/2017/model3d" xmlns:o="urn:schemas-microsoft-com:office:office" xmlns:r="http://schemas.openxmlformats.org/officeDocument/2006/relationships" xmlns:m="http://schemas.openxmlformats.org/officeDocument/2006/math" xmlns:v="urn:schemas-microsoft-com:vml" xmlns:wp14="http://schemas.microsoft.com/office/word/2010/wordprocessingDrawing" xmlns:wp="http://schemas.openxmlformats.org/drawingml/2006/wordprocessingDrawing" xmlns:w10="urn:schemas-microsoft-com:office:word" xmlns:w="http://schemas.openxmlformats.org/wordprocessingml/2006/main" xmlns:w14="http://schemas.microsoft.com/office/word/2010/wordml" xmlns:w15="http://schemas.microsoft.com/office/word/2012/wordml" xmlns:w16cex="http://schemas.microsoft.com/office/word/2018/wordml/cex" xmlns:w16cid="http://schemas.microsoft.com/office/word/2016/wordml/cid" xmlns:w16="http://schemas.microsoft.com/office/word/2018/wordml" xmlns:w16sdtdh="http://schemas.microsoft.com/office/word/2020/wordml/sdtdatahash" xmlns:w16se="http://schemas.microsoft.com/office/word/2015/wordml/symex" xmlns:wpg="http://schemas.microsoft.com/office/word/2010/wordprocessingGroup" xmlns:wpi="http://schemas.microsoft.com/office/word/2010/wordprocessingInk" xmlns:wne="http://schemas.microsoft.com/office/word/2006/wordml" xmlns:wps="http://schemas.microsoft.com/office/word/2010/wordprocessingShape" mc:Ignorable="w14 w15 w16se w16cid w16 w16cex w16sdtdh wp14">
+  <w16cid:commentId w16cid:paraId="42F8D524" w16cid:durableId="2DFFA2AF"/>
   <w16cid:commentId w16cid:paraId="7734DEFA" w16cid:durableId="2DFF9D51"/>
+  <w16cid:commentId w16cid:paraId="1426BF96" w16cid:durableId="2DFFA240"/>
+  <w16cid:commentId w16cid:paraId="23625874" w16cid:durableId="2DFFA478"/>
+  <w16cid:commentId w16cid:paraId="1BC2DCC0" w16cid:durableId="2DFFA518"/>
+  <w16cid:commentId w16cid:paraId="5EA463EA" w16cid:durableId="2DFFA571"/>
 </w16cid:commentsIds>
 </file>
 
@@ -898,7 +2866,7 @@
   <w:abstractNum w:abstractNumId="0" w15:restartNumberingAfterBreak="0">
     <w:nsid w:val="459F1A09"/>
     <w:multiLevelType w:val="hybridMultilevel"/>
-    <w:tmpl w:val="E392F6E2"/>
+    <w:tmpl w:val="495E2F9C"/>
     <w:lvl w:ilvl="0" w:tplc="04090001">
       <w:start w:val="1"/>
       <w:numFmt w:val="bullet"/>
@@ -1417,7 +3385,7 @@
   <w:style w:type="paragraph" w:default="1" w:styleId="a">
     <w:name w:val="Normal"/>
     <w:qFormat/>
-    <w:rsid w:val="0035759D"/>
+    <w:rsid w:val="00A64464"/>
     <w:pPr>
       <w:widowControl w:val="0"/>
     </w:pPr>
